--- a/data/outputs/v2/Essential_Mathematics/SS2.8_Commercial_Arithmetic_1/Essential_Mathematics_Commercial_Arithmetic_1_CBE_LessonSequence.docx
+++ b/data/outputs/v2/Essential_Mathematics/SS2.8_Commercial_Arithmetic_1/Essential_Mathematics_Commercial_Arithmetic_1_CBE_LessonSequence.docx
@@ -3224,7 +3224,7 @@
             <w:pPr>
               <w:spacing w:after="20" w:before="0"/>
             </w:pPr>
-            <w:hyperlink w:history="1" r:id="rId-5vcst7wj1cjvkonmlpox">
+            <w:hyperlink w:history="1" r:id="rIdnkohdh8u0c_rtbc6-tcmw">
               <w:r>
                 <w:rPr>
                   <w:rFonts w:ascii="Arial" w:cs="Arial" w:eastAsia="Arial" w:hAnsi="Arial"/>
@@ -3257,7 +3257,7 @@
               <w:spacing w:after="10" w:before="0"/>
               <w:ind w:left="120"/>
             </w:pPr>
-            <w:hyperlink w:history="1" r:id="rId9yuowx8xyktxc3cwzdgie">
+            <w:hyperlink w:history="1" r:id="rId3b6kndtsu29kayxqwwlli">
               <w:r>
                 <w:rPr>
                   <w:rFonts w:ascii="Arial" w:cs="Arial" w:eastAsia="Arial" w:hAnsi="Arial"/>
@@ -3302,7 +3302,7 @@
             <w:pPr>
               <w:spacing w:after="20" w:before="0"/>
             </w:pPr>
-            <w:hyperlink w:history="1" r:id="rIdqbnroohccbhuaklwmf6k9">
+            <w:hyperlink w:history="1" r:id="rIdfdpce_bnrhaa4wy2olzb7">
               <w:r>
                 <w:rPr>
                   <w:rFonts w:ascii="Arial" w:cs="Arial" w:eastAsia="Arial" w:hAnsi="Arial"/>
@@ -3335,7 +3335,7 @@
               <w:spacing w:after="10" w:before="0"/>
               <w:ind w:left="120"/>
             </w:pPr>
-            <w:hyperlink w:history="1" r:id="rIdtlvxjhzqoqpi-zieob7-6">
+            <w:hyperlink w:history="1" r:id="rIdkdowfvo08awg_yvpflq5x">
               <w:r>
                 <w:rPr>
                   <w:rFonts w:ascii="Arial" w:cs="Arial" w:eastAsia="Arial" w:hAnsi="Arial"/>
@@ -3530,7 +3530,7 @@
             <w:pPr>
               <w:spacing w:after="20" w:before="0"/>
             </w:pPr>
-            <w:hyperlink w:history="1" r:id="rIdzl-apnu53vq5dkagwjthh">
+            <w:hyperlink w:history="1" r:id="rIdtxuya46cqtojmt2hfy7qt">
               <w:r>
                 <w:rPr>
                   <w:rFonts w:ascii="Arial" w:cs="Arial" w:eastAsia="Arial" w:hAnsi="Arial"/>
@@ -3563,7 +3563,7 @@
               <w:spacing w:after="10" w:before="0"/>
               <w:ind w:left="120"/>
             </w:pPr>
-            <w:hyperlink w:history="1" r:id="rIdyynshpb3w2s2gdiru-ep1">
+            <w:hyperlink w:history="1" r:id="rIdd_elmrjhhtqkpnjdirmtu">
               <w:r>
                 <w:rPr>
                   <w:rFonts w:ascii="Arial" w:cs="Arial" w:eastAsia="Arial" w:hAnsi="Arial"/>
@@ -3608,7 +3608,7 @@
             <w:pPr>
               <w:spacing w:after="20" w:before="0"/>
             </w:pPr>
-            <w:hyperlink w:history="1" r:id="rId0oj1ma0cbbvtse-rx2cpb">
+            <w:hyperlink w:history="1" r:id="rIdjr_iriqjtldqmna3ikflz">
               <w:r>
                 <w:rPr>
                   <w:rFonts w:ascii="Arial" w:cs="Arial" w:eastAsia="Arial" w:hAnsi="Arial"/>
@@ -3641,7 +3641,7 @@
               <w:spacing w:after="10" w:before="0"/>
               <w:ind w:left="120"/>
             </w:pPr>
-            <w:hyperlink w:history="1" r:id="rIdsxzb6ugenspfqalk6cw-k">
+            <w:hyperlink w:history="1" r:id="rIdheyrmv_oeknwrrcreumjw">
               <w:r>
                 <w:rPr>
                   <w:rFonts w:ascii="Arial" w:cs="Arial" w:eastAsia="Arial" w:hAnsi="Arial"/>
@@ -3836,7 +3836,7 @@
             <w:pPr>
               <w:spacing w:after="20" w:before="0"/>
             </w:pPr>
-            <w:hyperlink w:history="1" r:id="rIdyt4obfsp8koqmzsmlpc2t">
+            <w:hyperlink w:history="1" r:id="rIdxsudiqspxlyvuonhzas4w">
               <w:r>
                 <w:rPr>
                   <w:rFonts w:ascii="Arial" w:cs="Arial" w:eastAsia="Arial" w:hAnsi="Arial"/>
@@ -3869,7 +3869,7 @@
               <w:spacing w:after="10" w:before="0"/>
               <w:ind w:left="120"/>
             </w:pPr>
-            <w:hyperlink w:history="1" r:id="rIdwuxitwqyp_nkoweta4w2o">
+            <w:hyperlink w:history="1" r:id="rIdeljxjvd0gvkrbayqkwpj_">
               <w:r>
                 <w:rPr>
                   <w:rFonts w:ascii="Arial" w:cs="Arial" w:eastAsia="Arial" w:hAnsi="Arial"/>
@@ -3914,7 +3914,7 @@
             <w:pPr>
               <w:spacing w:after="20" w:before="0"/>
             </w:pPr>
-            <w:hyperlink w:history="1" r:id="rId1ouyjbh10tejd-7lbftfj">
+            <w:hyperlink w:history="1" r:id="rIdzhwjguw5nbalas9urqiub">
               <w:r>
                 <w:rPr>
                   <w:rFonts w:ascii="Arial" w:cs="Arial" w:eastAsia="Arial" w:hAnsi="Arial"/>
@@ -3947,7 +3947,7 @@
               <w:spacing w:after="10" w:before="0"/>
               <w:ind w:left="120"/>
             </w:pPr>
-            <w:hyperlink w:history="1" r:id="rIdqicregwxq1kcagqolajpe">
+            <w:hyperlink w:history="1" r:id="rIds2_hutxvl-ijunz6wlcrb">
               <w:r>
                 <w:rPr>
                   <w:rFonts w:ascii="Arial" w:cs="Arial" w:eastAsia="Arial" w:hAnsi="Arial"/>
@@ -4142,7 +4142,7 @@
             <w:pPr>
               <w:spacing w:after="20" w:before="0"/>
             </w:pPr>
-            <w:hyperlink w:history="1" r:id="rId5sf_446tqxitme72kmnzu">
+            <w:hyperlink w:history="1" r:id="rIdfhk4zeqcinipn9boxynql">
               <w:r>
                 <w:rPr>
                   <w:rFonts w:ascii="Arial" w:cs="Arial" w:eastAsia="Arial" w:hAnsi="Arial"/>
@@ -4175,7 +4175,7 @@
               <w:spacing w:after="10" w:before="0"/>
               <w:ind w:left="120"/>
             </w:pPr>
-            <w:hyperlink w:history="1" r:id="rId-bb5xpdpytqezbtwardwq">
+            <w:hyperlink w:history="1" r:id="rId6opda4mjhcaxzzspnkq8t">
               <w:r>
                 <w:rPr>
                   <w:rFonts w:ascii="Arial" w:cs="Arial" w:eastAsia="Arial" w:hAnsi="Arial"/>
@@ -4220,7 +4220,7 @@
             <w:pPr>
               <w:spacing w:after="20" w:before="0"/>
             </w:pPr>
-            <w:hyperlink w:history="1" r:id="rIdmso2jlhyllk4rzytqahxj">
+            <w:hyperlink w:history="1" r:id="rIdqt9h-tc1gix_yiar4zjqw">
               <w:r>
                 <w:rPr>
                   <w:rFonts w:ascii="Arial" w:cs="Arial" w:eastAsia="Arial" w:hAnsi="Arial"/>
@@ -4253,7 +4253,7 @@
               <w:spacing w:after="10" w:before="0"/>
               <w:ind w:left="120"/>
             </w:pPr>
-            <w:hyperlink w:history="1" r:id="rIdmcgs-af0jepssinkovibn">
+            <w:hyperlink w:history="1" r:id="rIdejjn7idcfs2yowh4yqbfg">
               <w:r>
                 <w:rPr>
                   <w:rFonts w:ascii="Arial" w:cs="Arial" w:eastAsia="Arial" w:hAnsi="Arial"/>
@@ -4448,7 +4448,7 @@
             <w:pPr>
               <w:spacing w:after="20" w:before="0"/>
             </w:pPr>
-            <w:hyperlink w:history="1" r:id="rIddsekwlme2ojmcla57wonh">
+            <w:hyperlink w:history="1" r:id="rIdpzbnxzi1uom1phwr3up_z">
               <w:r>
                 <w:rPr>
                   <w:rFonts w:ascii="Arial" w:cs="Arial" w:eastAsia="Arial" w:hAnsi="Arial"/>
@@ -4481,7 +4481,7 @@
               <w:spacing w:after="10" w:before="0"/>
               <w:ind w:left="120"/>
             </w:pPr>
-            <w:hyperlink w:history="1" r:id="rIdzkqhlrncyicehlrg8il3o">
+            <w:hyperlink w:history="1" r:id="rIdp8g-pm6ju77rkbi1xaawh">
               <w:r>
                 <w:rPr>
                   <w:rFonts w:ascii="Arial" w:cs="Arial" w:eastAsia="Arial" w:hAnsi="Arial"/>
@@ -4526,7 +4526,7 @@
             <w:pPr>
               <w:spacing w:after="20" w:before="0"/>
             </w:pPr>
-            <w:hyperlink w:history="1" r:id="rIdyv253veymywxvfdbnwe5l">
+            <w:hyperlink w:history="1" r:id="rIdkfkrrhr03v13fiszjgw1h">
               <w:r>
                 <w:rPr>
                   <w:rFonts w:ascii="Arial" w:cs="Arial" w:eastAsia="Arial" w:hAnsi="Arial"/>
@@ -4559,7 +4559,7 @@
               <w:spacing w:after="10" w:before="0"/>
               <w:ind w:left="120"/>
             </w:pPr>
-            <w:hyperlink w:history="1" r:id="rIdnbrzl-fdc46jljol3p3tj">
+            <w:hyperlink w:history="1" r:id="rIdxyjbcqpc9akj4b9g6kgop">
               <w:r>
                 <w:rPr>
                   <w:rFonts w:ascii="Arial" w:cs="Arial" w:eastAsia="Arial" w:hAnsi="Arial"/>
@@ -6245,7 +6245,7 @@
             <w:pPr>
               <w:spacing w:after="20" w:before="0"/>
             </w:pPr>
-            <w:hyperlink w:history="1" r:id="rId8jphdxv9tvswtkt2vk-ek">
+            <w:hyperlink w:history="1" r:id="rIddpqszhduv8wf_52gejsze">
               <w:r>
                 <w:rPr>
                   <w:rFonts w:ascii="Arial" w:cs="Arial" w:eastAsia="Arial" w:hAnsi="Arial"/>
@@ -6278,7 +6278,7 @@
               <w:spacing w:after="10" w:before="0"/>
               <w:ind w:left="120"/>
             </w:pPr>
-            <w:hyperlink w:history="1" r:id="rIdqanvbs2s9n1ifbmhf9znu">
+            <w:hyperlink w:history="1" r:id="rIdebluvwahfpkroi7mrqblk">
               <w:r>
                 <w:rPr>
                   <w:rFonts w:ascii="Arial" w:cs="Arial" w:eastAsia="Arial" w:hAnsi="Arial"/>
@@ -6323,7 +6323,7 @@
             <w:pPr>
               <w:spacing w:after="20" w:before="0"/>
             </w:pPr>
-            <w:hyperlink w:history="1" r:id="rIdizttyh_29kqs7waj278gc">
+            <w:hyperlink w:history="1" r:id="rIdc4aitzoougksokdb0zwvn">
               <w:r>
                 <w:rPr>
                   <w:rFonts w:ascii="Arial" w:cs="Arial" w:eastAsia="Arial" w:hAnsi="Arial"/>
@@ -6356,7 +6356,7 @@
               <w:spacing w:after="10" w:before="0"/>
               <w:ind w:left="120"/>
             </w:pPr>
-            <w:hyperlink w:history="1" r:id="rId26jjgilmrrti1ozpefpf2">
+            <w:hyperlink w:history="1" r:id="rIdftb_rh3fzrekxiltksbjq">
               <w:r>
                 <w:rPr>
                   <w:rFonts w:ascii="Arial" w:cs="Arial" w:eastAsia="Arial" w:hAnsi="Arial"/>
@@ -6551,7 +6551,7 @@
             <w:pPr>
               <w:spacing w:after="20" w:before="0"/>
             </w:pPr>
-            <w:hyperlink w:history="1" r:id="rIdgel7m-daat5ehri6hvmk_">
+            <w:hyperlink w:history="1" r:id="rId9fa_v5afmttd7hjeprtik">
               <w:r>
                 <w:rPr>
                   <w:rFonts w:ascii="Arial" w:cs="Arial" w:eastAsia="Arial" w:hAnsi="Arial"/>
@@ -6584,7 +6584,7 @@
               <w:spacing w:after="10" w:before="0"/>
               <w:ind w:left="120"/>
             </w:pPr>
-            <w:hyperlink w:history="1" r:id="rId00yhyvggnueokp20qme_x">
+            <w:hyperlink w:history="1" r:id="rId_xicybooy6mauiz5iuhae">
               <w:r>
                 <w:rPr>
                   <w:rFonts w:ascii="Arial" w:cs="Arial" w:eastAsia="Arial" w:hAnsi="Arial"/>
@@ -6629,7 +6629,7 @@
             <w:pPr>
               <w:spacing w:after="20" w:before="0"/>
             </w:pPr>
-            <w:hyperlink w:history="1" r:id="rIdzadae5mvtgedaxi9o9zzd">
+            <w:hyperlink w:history="1" r:id="rIdc3rcoicr2nkgwcffd7g7i">
               <w:r>
                 <w:rPr>
                   <w:rFonts w:ascii="Arial" w:cs="Arial" w:eastAsia="Arial" w:hAnsi="Arial"/>
@@ -6662,7 +6662,7 @@
               <w:spacing w:after="10" w:before="0"/>
               <w:ind w:left="120"/>
             </w:pPr>
-            <w:hyperlink w:history="1" r:id="rIdy5hxmkp8ma158t8u_kxdy">
+            <w:hyperlink w:history="1" r:id="rIdlhbdp6fnwdwfwditpium9">
               <w:r>
                 <w:rPr>
                   <w:rFonts w:ascii="Arial" w:cs="Arial" w:eastAsia="Arial" w:hAnsi="Arial"/>
@@ -6857,7 +6857,7 @@
             <w:pPr>
               <w:spacing w:after="20" w:before="0"/>
             </w:pPr>
-            <w:hyperlink w:history="1" r:id="rIdbviovkk4tpbg6dj5z7cnk">
+            <w:hyperlink w:history="1" r:id="rIdkjd-yoavqqdacx3shdyh1">
               <w:r>
                 <w:rPr>
                   <w:rFonts w:ascii="Arial" w:cs="Arial" w:eastAsia="Arial" w:hAnsi="Arial"/>
@@ -6890,7 +6890,7 @@
               <w:spacing w:after="10" w:before="0"/>
               <w:ind w:left="120"/>
             </w:pPr>
-            <w:hyperlink w:history="1" r:id="rIdpnvrcydlo6dzo1ubfs0n6">
+            <w:hyperlink w:history="1" r:id="rIddbq9up68kq6anhezuml-e">
               <w:r>
                 <w:rPr>
                   <w:rFonts w:ascii="Arial" w:cs="Arial" w:eastAsia="Arial" w:hAnsi="Arial"/>
@@ -6935,7 +6935,7 @@
             <w:pPr>
               <w:spacing w:after="20" w:before="0"/>
             </w:pPr>
-            <w:hyperlink w:history="1" r:id="rId43ps81idgs6gy06qenzh3">
+            <w:hyperlink w:history="1" r:id="rIdwdm3-wiiges65uvpk6hu2">
               <w:r>
                 <w:rPr>
                   <w:rFonts w:ascii="Arial" w:cs="Arial" w:eastAsia="Arial" w:hAnsi="Arial"/>
@@ -6968,7 +6968,7 @@
               <w:spacing w:after="10" w:before="0"/>
               <w:ind w:left="120"/>
             </w:pPr>
-            <w:hyperlink w:history="1" r:id="rIdc-g0lvm7ssptrjxcrihpa">
+            <w:hyperlink w:history="1" r:id="rIdt7iquncttnri8wrpdoey_">
               <w:r>
                 <w:rPr>
                   <w:rFonts w:ascii="Arial" w:cs="Arial" w:eastAsia="Arial" w:hAnsi="Arial"/>
@@ -7163,7 +7163,7 @@
             <w:pPr>
               <w:spacing w:after="20" w:before="0"/>
             </w:pPr>
-            <w:hyperlink w:history="1" r:id="rIdnahrax95yr_de4ialr-wd">
+            <w:hyperlink w:history="1" r:id="rId8xttykge6ws-6amarvakj">
               <w:r>
                 <w:rPr>
                   <w:rFonts w:ascii="Arial" w:cs="Arial" w:eastAsia="Arial" w:hAnsi="Arial"/>
@@ -7196,7 +7196,7 @@
               <w:spacing w:after="10" w:before="0"/>
               <w:ind w:left="120"/>
             </w:pPr>
-            <w:hyperlink w:history="1" r:id="rId_j2qq2v8qedekbwub8a2k">
+            <w:hyperlink w:history="1" r:id="rId5gvbobmbjdeafprmu6knv">
               <w:r>
                 <w:rPr>
                   <w:rFonts w:ascii="Arial" w:cs="Arial" w:eastAsia="Arial" w:hAnsi="Arial"/>
@@ -7241,7 +7241,7 @@
             <w:pPr>
               <w:spacing w:after="20" w:before="0"/>
             </w:pPr>
-            <w:hyperlink w:history="1" r:id="rIdfxhsa_wpay7p-fkuqy-rm">
+            <w:hyperlink w:history="1" r:id="rIdbazkg7-yzrxds4p4ykzoa">
               <w:r>
                 <w:rPr>
                   <w:rFonts w:ascii="Arial" w:cs="Arial" w:eastAsia="Arial" w:hAnsi="Arial"/>
@@ -7274,7 +7274,7 @@
               <w:spacing w:after="10" w:before="0"/>
               <w:ind w:left="120"/>
             </w:pPr>
-            <w:hyperlink w:history="1" r:id="rId7gd28wwswfczgpwlz-qy8">
+            <w:hyperlink w:history="1" r:id="rIdjp8ckkwuwj7szda7kick-">
               <w:r>
                 <w:rPr>
                   <w:rFonts w:ascii="Arial" w:cs="Arial" w:eastAsia="Arial" w:hAnsi="Arial"/>
@@ -7469,7 +7469,7 @@
             <w:pPr>
               <w:spacing w:after="20" w:before="0"/>
             </w:pPr>
-            <w:hyperlink w:history="1" r:id="rIdd8fgtc1ejr0-jdotrx2c7">
+            <w:hyperlink w:history="1" r:id="rIdftmnkerusfgqlt30lbadt">
               <w:r>
                 <w:rPr>
                   <w:rFonts w:ascii="Arial" w:cs="Arial" w:eastAsia="Arial" w:hAnsi="Arial"/>
@@ -7502,7 +7502,7 @@
               <w:spacing w:after="10" w:before="0"/>
               <w:ind w:left="120"/>
             </w:pPr>
-            <w:hyperlink w:history="1" r:id="rIdceyvn494xxmudjz6ffqfr">
+            <w:hyperlink w:history="1" r:id="rIdi_2dgxdhof4uqsr-n-nfo">
               <w:r>
                 <w:rPr>
                   <w:rFonts w:ascii="Arial" w:cs="Arial" w:eastAsia="Arial" w:hAnsi="Arial"/>
@@ -7547,7 +7547,7 @@
             <w:pPr>
               <w:spacing w:after="20" w:before="0"/>
             </w:pPr>
-            <w:hyperlink w:history="1" r:id="rId-bqmcclhkcorkfdkv1fat">
+            <w:hyperlink w:history="1" r:id="rId0xgofrv4zmb8ehkpccy2y">
               <w:r>
                 <w:rPr>
                   <w:rFonts w:ascii="Arial" w:cs="Arial" w:eastAsia="Arial" w:hAnsi="Arial"/>
@@ -7580,7 +7580,7 @@
               <w:spacing w:after="10" w:before="0"/>
               <w:ind w:left="120"/>
             </w:pPr>
-            <w:hyperlink w:history="1" r:id="rId553o9jyjs0zzzmub4qzjb">
+            <w:hyperlink w:history="1" r:id="rId2vgjwykcys9h-njrsgeog">
               <w:r>
                 <w:rPr>
                   <w:rFonts w:ascii="Arial" w:cs="Arial" w:eastAsia="Arial" w:hAnsi="Arial"/>
@@ -9266,7 +9266,7 @@
             <w:pPr>
               <w:spacing w:after="20" w:before="0"/>
             </w:pPr>
-            <w:hyperlink w:history="1" r:id="rIdxpv-b5_hpliblfyqebduf">
+            <w:hyperlink w:history="1" r:id="rIdbb_dlw55ygwfyha0vacf4">
               <w:r>
                 <w:rPr>
                   <w:rFonts w:ascii="Arial" w:cs="Arial" w:eastAsia="Arial" w:hAnsi="Arial"/>
@@ -9299,7 +9299,7 @@
               <w:spacing w:after="10" w:before="0"/>
               <w:ind w:left="120"/>
             </w:pPr>
-            <w:hyperlink w:history="1" r:id="rIdbsvasi8w14dy8yg3-lk_u">
+            <w:hyperlink w:history="1" r:id="rIdpv4cvklxhgbdkepsmtdvo">
               <w:r>
                 <w:rPr>
                   <w:rFonts w:ascii="Arial" w:cs="Arial" w:eastAsia="Arial" w:hAnsi="Arial"/>
@@ -9344,7 +9344,7 @@
             <w:pPr>
               <w:spacing w:after="20" w:before="0"/>
             </w:pPr>
-            <w:hyperlink w:history="1" r:id="rIdplaruze21weohbti-sim9">
+            <w:hyperlink w:history="1" r:id="rIdzzz6nxr0ws33_hqk9bdiu">
               <w:r>
                 <w:rPr>
                   <w:rFonts w:ascii="Arial" w:cs="Arial" w:eastAsia="Arial" w:hAnsi="Arial"/>
@@ -9377,7 +9377,7 @@
               <w:spacing w:after="10" w:before="0"/>
               <w:ind w:left="120"/>
             </w:pPr>
-            <w:hyperlink w:history="1" r:id="rIdjruoaiqx-zc2wjvniexd0">
+            <w:hyperlink w:history="1" r:id="rIdqwczpoevkt0r3fhv9_4hv">
               <w:r>
                 <w:rPr>
                   <w:rFonts w:ascii="Arial" w:cs="Arial" w:eastAsia="Arial" w:hAnsi="Arial"/>
@@ -9572,7 +9572,7 @@
             <w:pPr>
               <w:spacing w:after="20" w:before="0"/>
             </w:pPr>
-            <w:hyperlink w:history="1" r:id="rId5xzye9kkdz44bcnur-oiu">
+            <w:hyperlink w:history="1" r:id="rIdb3i7eleyhynkksbgweytu">
               <w:r>
                 <w:rPr>
                   <w:rFonts w:ascii="Arial" w:cs="Arial" w:eastAsia="Arial" w:hAnsi="Arial"/>
@@ -9605,7 +9605,7 @@
               <w:spacing w:after="10" w:before="0"/>
               <w:ind w:left="120"/>
             </w:pPr>
-            <w:hyperlink w:history="1" r:id="rIdk79nrari9i6sa97qsreof">
+            <w:hyperlink w:history="1" r:id="rIde5vr_gpi2qj5ykchsx-cy">
               <w:r>
                 <w:rPr>
                   <w:rFonts w:ascii="Arial" w:cs="Arial" w:eastAsia="Arial" w:hAnsi="Arial"/>
@@ -9650,7 +9650,7 @@
             <w:pPr>
               <w:spacing w:after="20" w:before="0"/>
             </w:pPr>
-            <w:hyperlink w:history="1" r:id="rIdjordsdwhzr3t3oueexupg">
+            <w:hyperlink w:history="1" r:id="rIdgnma6sjwvvx_iwjknxu7c">
               <w:r>
                 <w:rPr>
                   <w:rFonts w:ascii="Arial" w:cs="Arial" w:eastAsia="Arial" w:hAnsi="Arial"/>
@@ -9683,7 +9683,7 @@
               <w:spacing w:after="10" w:before="0"/>
               <w:ind w:left="120"/>
             </w:pPr>
-            <w:hyperlink w:history="1" r:id="rIdxx91tx66vxyowpzj-vluq">
+            <w:hyperlink w:history="1" r:id="rIdqyhk4gywahucsirztbxh7">
               <w:r>
                 <w:rPr>
                   <w:rFonts w:ascii="Arial" w:cs="Arial" w:eastAsia="Arial" w:hAnsi="Arial"/>
@@ -9878,7 +9878,7 @@
             <w:pPr>
               <w:spacing w:after="20" w:before="0"/>
             </w:pPr>
-            <w:hyperlink w:history="1" r:id="rId8bbuzlhbg8svydmxfjazp">
+            <w:hyperlink w:history="1" r:id="rIdgvheax3kidxoidlyd9r4x">
               <w:r>
                 <w:rPr>
                   <w:rFonts w:ascii="Arial" w:cs="Arial" w:eastAsia="Arial" w:hAnsi="Arial"/>
@@ -9911,7 +9911,7 @@
               <w:spacing w:after="10" w:before="0"/>
               <w:ind w:left="120"/>
             </w:pPr>
-            <w:hyperlink w:history="1" r:id="rIdzr4an5zxpsgfkxie6u9n8">
+            <w:hyperlink w:history="1" r:id="rIdcn7hppt_hqn_tt4oepmbt">
               <w:r>
                 <w:rPr>
                   <w:rFonts w:ascii="Arial" w:cs="Arial" w:eastAsia="Arial" w:hAnsi="Arial"/>
@@ -9956,7 +9956,7 @@
             <w:pPr>
               <w:spacing w:after="20" w:before="0"/>
             </w:pPr>
-            <w:hyperlink w:history="1" r:id="rIdisiyhlx1h-an1kxj8frqq">
+            <w:hyperlink w:history="1" r:id="rId3dqlagvwphxvzwaeoywap">
               <w:r>
                 <w:rPr>
                   <w:rFonts w:ascii="Arial" w:cs="Arial" w:eastAsia="Arial" w:hAnsi="Arial"/>
@@ -9989,7 +9989,7 @@
               <w:spacing w:after="10" w:before="0"/>
               <w:ind w:left="120"/>
             </w:pPr>
-            <w:hyperlink w:history="1" r:id="rIdm5_tdrvfdqawayoe1f09i">
+            <w:hyperlink w:history="1" r:id="rIdzbtipcnwst8mnwteowkdn">
               <w:r>
                 <w:rPr>
                   <w:rFonts w:ascii="Arial" w:cs="Arial" w:eastAsia="Arial" w:hAnsi="Arial"/>
@@ -10184,7 +10184,7 @@
             <w:pPr>
               <w:spacing w:after="20" w:before="0"/>
             </w:pPr>
-            <w:hyperlink w:history="1" r:id="rIdjgeka6lz_qjpwwknmfu4z">
+            <w:hyperlink w:history="1" r:id="rId_ylf2i3id4hvzmokphpug">
               <w:r>
                 <w:rPr>
                   <w:rFonts w:ascii="Arial" w:cs="Arial" w:eastAsia="Arial" w:hAnsi="Arial"/>
@@ -10217,7 +10217,7 @@
               <w:spacing w:after="10" w:before="0"/>
               <w:ind w:left="120"/>
             </w:pPr>
-            <w:hyperlink w:history="1" r:id="rIdrpeevn8fawobqnmnnfyx5">
+            <w:hyperlink w:history="1" r:id="rIdwudtbanfm0tcmkqtbsmch">
               <w:r>
                 <w:rPr>
                   <w:rFonts w:ascii="Arial" w:cs="Arial" w:eastAsia="Arial" w:hAnsi="Arial"/>
@@ -10262,7 +10262,7 @@
             <w:pPr>
               <w:spacing w:after="20" w:before="0"/>
             </w:pPr>
-            <w:hyperlink w:history="1" r:id="rIdlptk3y3-6xgwe6ms4yjlw">
+            <w:hyperlink w:history="1" r:id="rIdfrsuqwbh_g0kxp2a-svyg">
               <w:r>
                 <w:rPr>
                   <w:rFonts w:ascii="Arial" w:cs="Arial" w:eastAsia="Arial" w:hAnsi="Arial"/>
@@ -10295,7 +10295,7 @@
               <w:spacing w:after="10" w:before="0"/>
               <w:ind w:left="120"/>
             </w:pPr>
-            <w:hyperlink w:history="1" r:id="rId1kg9hlzmylsg1a0vvzdek">
+            <w:hyperlink w:history="1" r:id="rId45vz2_j58eclpbh4fdxcr">
               <w:r>
                 <w:rPr>
                   <w:rFonts w:ascii="Arial" w:cs="Arial" w:eastAsia="Arial" w:hAnsi="Arial"/>
@@ -10490,7 +10490,7 @@
             <w:pPr>
               <w:spacing w:after="20" w:before="0"/>
             </w:pPr>
-            <w:hyperlink w:history="1" r:id="rIdi6cgya9p-l-telpwgyaef">
+            <w:hyperlink w:history="1" r:id="rIdtgahdu6bwoqoxtpltswbb">
               <w:r>
                 <w:rPr>
                   <w:rFonts w:ascii="Arial" w:cs="Arial" w:eastAsia="Arial" w:hAnsi="Arial"/>
@@ -10523,7 +10523,7 @@
               <w:spacing w:after="10" w:before="0"/>
               <w:ind w:left="120"/>
             </w:pPr>
-            <w:hyperlink w:history="1" r:id="rId91xiuulvtm_hlrkfixmjo">
+            <w:hyperlink w:history="1" r:id="rIdaeb0wwuhxujdl1vymt4si">
               <w:r>
                 <w:rPr>
                   <w:rFonts w:ascii="Arial" w:cs="Arial" w:eastAsia="Arial" w:hAnsi="Arial"/>
@@ -10568,7 +10568,7 @@
             <w:pPr>
               <w:spacing w:after="20" w:before="0"/>
             </w:pPr>
-            <w:hyperlink w:history="1" r:id="rIdnnpb38skcdjckq0ubvcz2">
+            <w:hyperlink w:history="1" r:id="rIdjnzjktdokz6sr68whmojg">
               <w:r>
                 <w:rPr>
                   <w:rFonts w:ascii="Arial" w:cs="Arial" w:eastAsia="Arial" w:hAnsi="Arial"/>
@@ -10601,7 +10601,7 @@
               <w:spacing w:after="10" w:before="0"/>
               <w:ind w:left="120"/>
             </w:pPr>
-            <w:hyperlink w:history="1" r:id="rIdf453a3akj1_f7pmbp9obi">
+            <w:hyperlink w:history="1" r:id="rId4qncxr2eg34c55s9fga0y">
               <w:r>
                 <w:rPr>
                   <w:rFonts w:ascii="Arial" w:cs="Arial" w:eastAsia="Arial" w:hAnsi="Arial"/>
@@ -12343,7 +12343,7 @@
             <w:pPr>
               <w:spacing w:after="20" w:before="0"/>
             </w:pPr>
-            <w:hyperlink w:history="1" r:id="rIdhillq2lxx2crtyjgrmlg2">
+            <w:hyperlink w:history="1" r:id="rIdyqqbenbm9qoohw1ne5dna">
               <w:r>
                 <w:rPr>
                   <w:rFonts w:ascii="Arial" w:cs="Arial" w:eastAsia="Arial" w:hAnsi="Arial"/>
@@ -12376,7 +12376,7 @@
               <w:spacing w:after="10" w:before="0"/>
               <w:ind w:left="120"/>
             </w:pPr>
-            <w:hyperlink w:history="1" r:id="rIduzqafdcxn8ryc0ierbj4-">
+            <w:hyperlink w:history="1" r:id="rIdg3v0whe5h43sl3j1vymr-">
               <w:r>
                 <w:rPr>
                   <w:rFonts w:ascii="Arial" w:cs="Arial" w:eastAsia="Arial" w:hAnsi="Arial"/>
@@ -12421,7 +12421,7 @@
             <w:pPr>
               <w:spacing w:after="20" w:before="0"/>
             </w:pPr>
-            <w:hyperlink w:history="1" r:id="rIdnn357oni9o9opdch2jlq4">
+            <w:hyperlink w:history="1" r:id="rIdq0gkldecegoc5yor6-yty">
               <w:r>
                 <w:rPr>
                   <w:rFonts w:ascii="Arial" w:cs="Arial" w:eastAsia="Arial" w:hAnsi="Arial"/>
@@ -12454,7 +12454,7 @@
               <w:spacing w:after="10" w:before="0"/>
               <w:ind w:left="120"/>
             </w:pPr>
-            <w:hyperlink w:history="1" r:id="rId63ko0zvljqyi8da4ga2mg">
+            <w:hyperlink w:history="1" r:id="rIdapmv-j175otw-dpjel2rq">
               <w:r>
                 <w:rPr>
                   <w:rFonts w:ascii="Arial" w:cs="Arial" w:eastAsia="Arial" w:hAnsi="Arial"/>
@@ -12649,7 +12649,7 @@
             <w:pPr>
               <w:spacing w:after="20" w:before="0"/>
             </w:pPr>
-            <w:hyperlink w:history="1" r:id="rIdfeholwh4kudxfm_wiondq">
+            <w:hyperlink w:history="1" r:id="rIdzqrcavvfrixnkjwdcjrr6">
               <w:r>
                 <w:rPr>
                   <w:rFonts w:ascii="Arial" w:cs="Arial" w:eastAsia="Arial" w:hAnsi="Arial"/>
@@ -12682,7 +12682,7 @@
               <w:spacing w:after="10" w:before="0"/>
               <w:ind w:left="120"/>
             </w:pPr>
-            <w:hyperlink w:history="1" r:id="rIdsr2mrcdjkgj_ernomn8kh">
+            <w:hyperlink w:history="1" r:id="rIdcpaou0hejem-yakdzairj">
               <w:r>
                 <w:rPr>
                   <w:rFonts w:ascii="Arial" w:cs="Arial" w:eastAsia="Arial" w:hAnsi="Arial"/>
@@ -12727,7 +12727,7 @@
             <w:pPr>
               <w:spacing w:after="20" w:before="0"/>
             </w:pPr>
-            <w:hyperlink w:history="1" r:id="rIdmsuvgvmvrlhhiw146t-fj">
+            <w:hyperlink w:history="1" r:id="rIdkjsznjular19ifvlzoueq">
               <w:r>
                 <w:rPr>
                   <w:rFonts w:ascii="Arial" w:cs="Arial" w:eastAsia="Arial" w:hAnsi="Arial"/>
@@ -12760,7 +12760,7 @@
               <w:spacing w:after="10" w:before="0"/>
               <w:ind w:left="120"/>
             </w:pPr>
-            <w:hyperlink w:history="1" r:id="rIdvoj_ixft6qfjd3rxgecnm">
+            <w:hyperlink w:history="1" r:id="rIdnhflxl2g4qduwmcj9lrot">
               <w:r>
                 <w:rPr>
                   <w:rFonts w:ascii="Arial" w:cs="Arial" w:eastAsia="Arial" w:hAnsi="Arial"/>
@@ -12955,7 +12955,7 @@
             <w:pPr>
               <w:spacing w:after="20" w:before="0"/>
             </w:pPr>
-            <w:hyperlink w:history="1" r:id="rIdfvspglxbecvczmu48lkkj">
+            <w:hyperlink w:history="1" r:id="rIdcgr8-rwitsa1uymae7idm">
               <w:r>
                 <w:rPr>
                   <w:rFonts w:ascii="Arial" w:cs="Arial" w:eastAsia="Arial" w:hAnsi="Arial"/>
@@ -12988,7 +12988,7 @@
               <w:spacing w:after="10" w:before="0"/>
               <w:ind w:left="120"/>
             </w:pPr>
-            <w:hyperlink w:history="1" r:id="rIdzntr4d7zprkijsnpwtv6u">
+            <w:hyperlink w:history="1" r:id="rIdwauvvhglgbb_52pos1fn1">
               <w:r>
                 <w:rPr>
                   <w:rFonts w:ascii="Arial" w:cs="Arial" w:eastAsia="Arial" w:hAnsi="Arial"/>
@@ -13033,7 +13033,7 @@
             <w:pPr>
               <w:spacing w:after="20" w:before="0"/>
             </w:pPr>
-            <w:hyperlink w:history="1" r:id="rIdf-ga2hh1ni9igsyscr6g7">
+            <w:hyperlink w:history="1" r:id="rIdlqtcghqud4pvn63qozwqb">
               <w:r>
                 <w:rPr>
                   <w:rFonts w:ascii="Arial" w:cs="Arial" w:eastAsia="Arial" w:hAnsi="Arial"/>
@@ -13066,7 +13066,7 @@
               <w:spacing w:after="10" w:before="0"/>
               <w:ind w:left="120"/>
             </w:pPr>
-            <w:hyperlink w:history="1" r:id="rIdj_dncuscufedswuemgvd5">
+            <w:hyperlink w:history="1" r:id="rIdbaiq2im2cqwlnyand_3gs">
               <w:r>
                 <w:rPr>
                   <w:rFonts w:ascii="Arial" w:cs="Arial" w:eastAsia="Arial" w:hAnsi="Arial"/>
@@ -13261,7 +13261,7 @@
             <w:pPr>
               <w:spacing w:after="20" w:before="0"/>
             </w:pPr>
-            <w:hyperlink w:history="1" r:id="rId098n1a9rgmece7jmub2bc">
+            <w:hyperlink w:history="1" r:id="rIdnglw34dg61kxd5d0znbuu">
               <w:r>
                 <w:rPr>
                   <w:rFonts w:ascii="Arial" w:cs="Arial" w:eastAsia="Arial" w:hAnsi="Arial"/>
@@ -13294,7 +13294,7 @@
               <w:spacing w:after="10" w:before="0"/>
               <w:ind w:left="120"/>
             </w:pPr>
-            <w:hyperlink w:history="1" r:id="rIdbtjvmmdap_jqolmxwyitu">
+            <w:hyperlink w:history="1" r:id="rIdcqhr0u95sx04n7fqmcupb">
               <w:r>
                 <w:rPr>
                   <w:rFonts w:ascii="Arial" w:cs="Arial" w:eastAsia="Arial" w:hAnsi="Arial"/>
@@ -13339,7 +13339,7 @@
             <w:pPr>
               <w:spacing w:after="20" w:before="0"/>
             </w:pPr>
-            <w:hyperlink w:history="1" r:id="rIdwkwgbqsjith8hx7w22b-n">
+            <w:hyperlink w:history="1" r:id="rId0zsrsc5ficjlurwr_nd3l">
               <w:r>
                 <w:rPr>
                   <w:rFonts w:ascii="Arial" w:cs="Arial" w:eastAsia="Arial" w:hAnsi="Arial"/>
@@ -13372,7 +13372,7 @@
               <w:spacing w:after="10" w:before="0"/>
               <w:ind w:left="120"/>
             </w:pPr>
-            <w:hyperlink w:history="1" r:id="rIddghla6-vl-k7z_yi6znf6">
+            <w:hyperlink w:history="1" r:id="rIdagchd8gvhpgrc-kipq_vt">
               <w:r>
                 <w:rPr>
                   <w:rFonts w:ascii="Arial" w:cs="Arial" w:eastAsia="Arial" w:hAnsi="Arial"/>
@@ -13567,7 +13567,7 @@
             <w:pPr>
               <w:spacing w:after="20" w:before="0"/>
             </w:pPr>
-            <w:hyperlink w:history="1" r:id="rIdi4szcv-t0i3r9dcfrwwaa">
+            <w:hyperlink w:history="1" r:id="rIdmi2gd9nmdcnvesjqeyccq">
               <w:r>
                 <w:rPr>
                   <w:rFonts w:ascii="Arial" w:cs="Arial" w:eastAsia="Arial" w:hAnsi="Arial"/>
@@ -13600,7 +13600,7 @@
               <w:spacing w:after="10" w:before="0"/>
               <w:ind w:left="120"/>
             </w:pPr>
-            <w:hyperlink w:history="1" r:id="rIddw381mluecdi0nf_ea7-j">
+            <w:hyperlink w:history="1" r:id="rIddgljrl2_lw36emaxnpa3a">
               <w:r>
                 <w:rPr>
                   <w:rFonts w:ascii="Arial" w:cs="Arial" w:eastAsia="Arial" w:hAnsi="Arial"/>
@@ -13645,7 +13645,7 @@
             <w:pPr>
               <w:spacing w:after="20" w:before="0"/>
             </w:pPr>
-            <w:hyperlink w:history="1" r:id="rIdpv2chvrgktmvjtr7mwv43">
+            <w:hyperlink w:history="1" r:id="rIdubji2dkuod1e_mzfxigyb">
               <w:r>
                 <w:rPr>
                   <w:rFonts w:ascii="Arial" w:cs="Arial" w:eastAsia="Arial" w:hAnsi="Arial"/>
@@ -13678,7 +13678,7 @@
               <w:spacing w:after="10" w:before="0"/>
               <w:ind w:left="120"/>
             </w:pPr>
-            <w:hyperlink w:history="1" r:id="rIdy2ninsnxwytvixqpv3f-s">
+            <w:hyperlink w:history="1" r:id="rId2fhy15m7-ilku9kogza3f">
               <w:r>
                 <w:rPr>
                   <w:rFonts w:ascii="Arial" w:cs="Arial" w:eastAsia="Arial" w:hAnsi="Arial"/>
@@ -15440,7 +15440,7 @@
             <w:pPr>
               <w:spacing w:after="20" w:before="0"/>
             </w:pPr>
-            <w:hyperlink w:history="1" r:id="rIdj3klyvqdxpo_dgnotbcau">
+            <w:hyperlink w:history="1" r:id="rIdlxw9mvgmrqbflidnxrwt-">
               <w:r>
                 <w:rPr>
                   <w:rFonts w:ascii="Arial" w:cs="Arial" w:eastAsia="Arial" w:hAnsi="Arial"/>
@@ -15473,7 +15473,7 @@
               <w:spacing w:after="10" w:before="0"/>
               <w:ind w:left="120"/>
             </w:pPr>
-            <w:hyperlink w:history="1" r:id="rId5g92ii49upe5ottrdkbf9">
+            <w:hyperlink w:history="1" r:id="rId4x0i_uozkniw9zea9c-wm">
               <w:r>
                 <w:rPr>
                   <w:rFonts w:ascii="Arial" w:cs="Arial" w:eastAsia="Arial" w:hAnsi="Arial"/>
@@ -15518,7 +15518,7 @@
             <w:pPr>
               <w:spacing w:after="20" w:before="0"/>
             </w:pPr>
-            <w:hyperlink w:history="1" r:id="rId4qgdnvgnfq_5za3odncqq">
+            <w:hyperlink w:history="1" r:id="rIduyhg9s2c4ufxixruzlvr5">
               <w:r>
                 <w:rPr>
                   <w:rFonts w:ascii="Arial" w:cs="Arial" w:eastAsia="Arial" w:hAnsi="Arial"/>
@@ -15551,7 +15551,7 @@
               <w:spacing w:after="10" w:before="0"/>
               <w:ind w:left="120"/>
             </w:pPr>
-            <w:hyperlink w:history="1" r:id="rIdb-rrk9nixemvjgxa7til2">
+            <w:hyperlink w:history="1" r:id="rIdogmmsycqcui2poxurbbuo">
               <w:r>
                 <w:rPr>
                   <w:rFonts w:ascii="Arial" w:cs="Arial" w:eastAsia="Arial" w:hAnsi="Arial"/>
@@ -15746,7 +15746,7 @@
             <w:pPr>
               <w:spacing w:after="20" w:before="0"/>
             </w:pPr>
-            <w:hyperlink w:history="1" r:id="rIdqvcfe5ngwcf5yfgdii7ti">
+            <w:hyperlink w:history="1" r:id="rId2oeh_q-ctxsu9bxbstf9z">
               <w:r>
                 <w:rPr>
                   <w:rFonts w:ascii="Arial" w:cs="Arial" w:eastAsia="Arial" w:hAnsi="Arial"/>
@@ -15779,7 +15779,7 @@
               <w:spacing w:after="10" w:before="0"/>
               <w:ind w:left="120"/>
             </w:pPr>
-            <w:hyperlink w:history="1" r:id="rIdcncmycc1sdcnkr-ex-jfs">
+            <w:hyperlink w:history="1" r:id="rIdf8hfoq-1uosjmaaww5xzz">
               <w:r>
                 <w:rPr>
                   <w:rFonts w:ascii="Arial" w:cs="Arial" w:eastAsia="Arial" w:hAnsi="Arial"/>
@@ -15824,7 +15824,7 @@
             <w:pPr>
               <w:spacing w:after="20" w:before="0"/>
             </w:pPr>
-            <w:hyperlink w:history="1" r:id="rIdv5hlgaytbj03h8spv2eb5">
+            <w:hyperlink w:history="1" r:id="rIdcuetxsqdogy2dv5nze3jq">
               <w:r>
                 <w:rPr>
                   <w:rFonts w:ascii="Arial" w:cs="Arial" w:eastAsia="Arial" w:hAnsi="Arial"/>
@@ -15857,7 +15857,7 @@
               <w:spacing w:after="10" w:before="0"/>
               <w:ind w:left="120"/>
             </w:pPr>
-            <w:hyperlink w:history="1" r:id="rIdixsvniyrzvtktcznqu6gv">
+            <w:hyperlink w:history="1" r:id="rIddlgi-8y-th-lpxzkpgv0v">
               <w:r>
                 <w:rPr>
                   <w:rFonts w:ascii="Arial" w:cs="Arial" w:eastAsia="Arial" w:hAnsi="Arial"/>
@@ -16052,7 +16052,7 @@
             <w:pPr>
               <w:spacing w:after="20" w:before="0"/>
             </w:pPr>
-            <w:hyperlink w:history="1" r:id="rId6kmz1wedowp86wjo0roop">
+            <w:hyperlink w:history="1" r:id="rIdoxtdo-bi6ioh4jsh9fvjh">
               <w:r>
                 <w:rPr>
                   <w:rFonts w:ascii="Arial" w:cs="Arial" w:eastAsia="Arial" w:hAnsi="Arial"/>
@@ -16085,7 +16085,7 @@
               <w:spacing w:after="10" w:before="0"/>
               <w:ind w:left="120"/>
             </w:pPr>
-            <w:hyperlink w:history="1" r:id="rIdau0cyhbpyqvo7mpdusys9">
+            <w:hyperlink w:history="1" r:id="rId_b7hxtqxura3xwopuomeq">
               <w:r>
                 <w:rPr>
                   <w:rFonts w:ascii="Arial" w:cs="Arial" w:eastAsia="Arial" w:hAnsi="Arial"/>
@@ -16130,7 +16130,7 @@
             <w:pPr>
               <w:spacing w:after="20" w:before="0"/>
             </w:pPr>
-            <w:hyperlink w:history="1" r:id="rIdj0c1fimft_u49je1odpc1">
+            <w:hyperlink w:history="1" r:id="rIdwb21ixit3uzwzughxge2p">
               <w:r>
                 <w:rPr>
                   <w:rFonts w:ascii="Arial" w:cs="Arial" w:eastAsia="Arial" w:hAnsi="Arial"/>
@@ -16163,7 +16163,7 @@
               <w:spacing w:after="10" w:before="0"/>
               <w:ind w:left="120"/>
             </w:pPr>
-            <w:hyperlink w:history="1" r:id="rIdfhueigb3cqa6mo-qdxvky">
+            <w:hyperlink w:history="1" r:id="rIdfkajoo55-nrjsmaivxz5j">
               <w:r>
                 <w:rPr>
                   <w:rFonts w:ascii="Arial" w:cs="Arial" w:eastAsia="Arial" w:hAnsi="Arial"/>
@@ -16358,7 +16358,7 @@
             <w:pPr>
               <w:spacing w:after="20" w:before="0"/>
             </w:pPr>
-            <w:hyperlink w:history="1" r:id="rIdoze-aendquvzyjmm0ivfa">
+            <w:hyperlink w:history="1" r:id="rIdqppfpiihne3-e8yb4mpxp">
               <w:r>
                 <w:rPr>
                   <w:rFonts w:ascii="Arial" w:cs="Arial" w:eastAsia="Arial" w:hAnsi="Arial"/>
@@ -16391,7 +16391,7 @@
               <w:spacing w:after="10" w:before="0"/>
               <w:ind w:left="120"/>
             </w:pPr>
-            <w:hyperlink w:history="1" r:id="rIdg-_e-htsw8r4npdugszrk">
+            <w:hyperlink w:history="1" r:id="rId8qmjvazwprbdukgxqo8j9">
               <w:r>
                 <w:rPr>
                   <w:rFonts w:ascii="Arial" w:cs="Arial" w:eastAsia="Arial" w:hAnsi="Arial"/>
@@ -16436,7 +16436,7 @@
             <w:pPr>
               <w:spacing w:after="20" w:before="0"/>
             </w:pPr>
-            <w:hyperlink w:history="1" r:id="rIdkqmgllav0aghqwq_hppog">
+            <w:hyperlink w:history="1" r:id="rIdhhlfsnft3m46ezltpcon7">
               <w:r>
                 <w:rPr>
                   <w:rFonts w:ascii="Arial" w:cs="Arial" w:eastAsia="Arial" w:hAnsi="Arial"/>
@@ -16469,7 +16469,7 @@
               <w:spacing w:after="10" w:before="0"/>
               <w:ind w:left="120"/>
             </w:pPr>
-            <w:hyperlink w:history="1" r:id="rIdggdjgmhbivahakdl4qr-2">
+            <w:hyperlink w:history="1" r:id="rIdmdzo__jr_b6xwtoh3u1d6">
               <w:r>
                 <w:rPr>
                   <w:rFonts w:ascii="Arial" w:cs="Arial" w:eastAsia="Arial" w:hAnsi="Arial"/>
@@ -16664,7 +16664,7 @@
             <w:pPr>
               <w:spacing w:after="20" w:before="0"/>
             </w:pPr>
-            <w:hyperlink w:history="1" r:id="rIdacvwzgwvsgxaqf6edbpra">
+            <w:hyperlink w:history="1" r:id="rIdpim5upla6n7nnvdh6gip8">
               <w:r>
                 <w:rPr>
                   <w:rFonts w:ascii="Arial" w:cs="Arial" w:eastAsia="Arial" w:hAnsi="Arial"/>
@@ -16697,7 +16697,7 @@
               <w:spacing w:after="10" w:before="0"/>
               <w:ind w:left="120"/>
             </w:pPr>
-            <w:hyperlink w:history="1" r:id="rId1lafrklkzx4u1sw_-aqn7">
+            <w:hyperlink w:history="1" r:id="rIduecbt_th6lo56vuxor1op">
               <w:r>
                 <w:rPr>
                   <w:rFonts w:ascii="Arial" w:cs="Arial" w:eastAsia="Arial" w:hAnsi="Arial"/>
@@ -16742,7 +16742,7 @@
             <w:pPr>
               <w:spacing w:after="20" w:before="0"/>
             </w:pPr>
-            <w:hyperlink w:history="1" r:id="rIdzfh5jl_lquagnntuew3_e">
+            <w:hyperlink w:history="1" r:id="rIdu6ywfyvwi6xelndnz6-k8">
               <w:r>
                 <w:rPr>
                   <w:rFonts w:ascii="Arial" w:cs="Arial" w:eastAsia="Arial" w:hAnsi="Arial"/>
@@ -16775,7 +16775,7 @@
               <w:spacing w:after="10" w:before="0"/>
               <w:ind w:left="120"/>
             </w:pPr>
-            <w:hyperlink w:history="1" r:id="rIdsz_tqhl7r75ugqrbv7jjr">
+            <w:hyperlink w:history="1" r:id="rIdjvxf8sycjhdvvnvh6bugr">
               <w:r>
                 <w:rPr>
                   <w:rFonts w:ascii="Arial" w:cs="Arial" w:eastAsia="Arial" w:hAnsi="Arial"/>
@@ -18497,7 +18497,7 @@
             <w:pPr>
               <w:spacing w:after="20" w:before="0"/>
             </w:pPr>
-            <w:hyperlink w:history="1" r:id="rIdh1ti7jr2xfsg3fdrkauoq">
+            <w:hyperlink w:history="1" r:id="rIdbnhbv8fk9hejeejjhmh0_">
               <w:r>
                 <w:rPr>
                   <w:rFonts w:ascii="Arial" w:cs="Arial" w:eastAsia="Arial" w:hAnsi="Arial"/>
@@ -18530,7 +18530,7 @@
               <w:spacing w:after="10" w:before="0"/>
               <w:ind w:left="120"/>
             </w:pPr>
-            <w:hyperlink w:history="1" r:id="rIdd_nvkytded4rtls-w_bee">
+            <w:hyperlink w:history="1" r:id="rId_cj6w-sd5booeeokmmwnu">
               <w:r>
                 <w:rPr>
                   <w:rFonts w:ascii="Arial" w:cs="Arial" w:eastAsia="Arial" w:hAnsi="Arial"/>
@@ -18575,7 +18575,7 @@
             <w:pPr>
               <w:spacing w:after="20" w:before="0"/>
             </w:pPr>
-            <w:hyperlink w:history="1" r:id="rIdn7pzsm0fkkq05cui7927s">
+            <w:hyperlink w:history="1" r:id="rIdxdkleuv1_pef-l7jjhgk1">
               <w:r>
                 <w:rPr>
                   <w:rFonts w:ascii="Arial" w:cs="Arial" w:eastAsia="Arial" w:hAnsi="Arial"/>
@@ -18608,7 +18608,7 @@
               <w:spacing w:after="10" w:before="0"/>
               <w:ind w:left="120"/>
             </w:pPr>
-            <w:hyperlink w:history="1" r:id="rIdgqrg6c04gud_pvcusrecq">
+            <w:hyperlink w:history="1" r:id="rIdwguun0oacktgomxapsjqy">
               <w:r>
                 <w:rPr>
                   <w:rFonts w:ascii="Arial" w:cs="Arial" w:eastAsia="Arial" w:hAnsi="Arial"/>
@@ -18803,7 +18803,7 @@
             <w:pPr>
               <w:spacing w:after="20" w:before="0"/>
             </w:pPr>
-            <w:hyperlink w:history="1" r:id="rId_0ddx7roi4cn0i8ps2ybq">
+            <w:hyperlink w:history="1" r:id="rIdsxvxcbfx7i-zeympwjam_">
               <w:r>
                 <w:rPr>
                   <w:rFonts w:ascii="Arial" w:cs="Arial" w:eastAsia="Arial" w:hAnsi="Arial"/>
@@ -18836,7 +18836,7 @@
               <w:spacing w:after="10" w:before="0"/>
               <w:ind w:left="120"/>
             </w:pPr>
-            <w:hyperlink w:history="1" r:id="rIdkpey_pwtxiutxofjw-wf1">
+            <w:hyperlink w:history="1" r:id="rId9ec81nz77bzaysc4ylusp">
               <w:r>
                 <w:rPr>
                   <w:rFonts w:ascii="Arial" w:cs="Arial" w:eastAsia="Arial" w:hAnsi="Arial"/>
@@ -18881,7 +18881,7 @@
             <w:pPr>
               <w:spacing w:after="20" w:before="0"/>
             </w:pPr>
-            <w:hyperlink w:history="1" r:id="rIdl0pwpxflmfk3tuhheyjjr">
+            <w:hyperlink w:history="1" r:id="rIdhgu4wrzbmz9_d4h77eog7">
               <w:r>
                 <w:rPr>
                   <w:rFonts w:ascii="Arial" w:cs="Arial" w:eastAsia="Arial" w:hAnsi="Arial"/>
@@ -18914,7 +18914,7 @@
               <w:spacing w:after="10" w:before="0"/>
               <w:ind w:left="120"/>
             </w:pPr>
-            <w:hyperlink w:history="1" r:id="rId5qn1sitqakmfwyq8hlzqa">
+            <w:hyperlink w:history="1" r:id="rIdobwc4wqpfpzeiod-fjaho">
               <w:r>
                 <w:rPr>
                   <w:rFonts w:ascii="Arial" w:cs="Arial" w:eastAsia="Arial" w:hAnsi="Arial"/>
@@ -19109,7 +19109,7 @@
             <w:pPr>
               <w:spacing w:after="20" w:before="0"/>
             </w:pPr>
-            <w:hyperlink w:history="1" r:id="rIdmfjmlw-gukctquxxocm9c">
+            <w:hyperlink w:history="1" r:id="rIddvcgycs5fnq5mcd5esuao">
               <w:r>
                 <w:rPr>
                   <w:rFonts w:ascii="Arial" w:cs="Arial" w:eastAsia="Arial" w:hAnsi="Arial"/>
@@ -19142,7 +19142,7 @@
               <w:spacing w:after="10" w:before="0"/>
               <w:ind w:left="120"/>
             </w:pPr>
-            <w:hyperlink w:history="1" r:id="rIdkzh7_dckkbwgcyaoqvkl3">
+            <w:hyperlink w:history="1" r:id="rIdmg6sod4logecxuehh0ibb">
               <w:r>
                 <w:rPr>
                   <w:rFonts w:ascii="Arial" w:cs="Arial" w:eastAsia="Arial" w:hAnsi="Arial"/>
@@ -19187,7 +19187,7 @@
             <w:pPr>
               <w:spacing w:after="20" w:before="0"/>
             </w:pPr>
-            <w:hyperlink w:history="1" r:id="rIdtubgvxqhzr-or0b4_hgjd">
+            <w:hyperlink w:history="1" r:id="rId91rob7bmgd4_f_os9rpm7">
               <w:r>
                 <w:rPr>
                   <w:rFonts w:ascii="Arial" w:cs="Arial" w:eastAsia="Arial" w:hAnsi="Arial"/>
@@ -19220,7 +19220,7 @@
               <w:spacing w:after="10" w:before="0"/>
               <w:ind w:left="120"/>
             </w:pPr>
-            <w:hyperlink w:history="1" r:id="rIdumffbdint9uo7ukm7epx8">
+            <w:hyperlink w:history="1" r:id="rIds8qp_cyenuqwprk2ossnn">
               <w:r>
                 <w:rPr>
                   <w:rFonts w:ascii="Arial" w:cs="Arial" w:eastAsia="Arial" w:hAnsi="Arial"/>
@@ -19415,7 +19415,7 @@
             <w:pPr>
               <w:spacing w:after="20" w:before="0"/>
             </w:pPr>
-            <w:hyperlink w:history="1" r:id="rIdrkgqhga4h8p4nmcqarv9-">
+            <w:hyperlink w:history="1" r:id="rIdu7ndol-w7bmx0u3ah6set">
               <w:r>
                 <w:rPr>
                   <w:rFonts w:ascii="Arial" w:cs="Arial" w:eastAsia="Arial" w:hAnsi="Arial"/>
@@ -19448,7 +19448,7 @@
               <w:spacing w:after="10" w:before="0"/>
               <w:ind w:left="120"/>
             </w:pPr>
-            <w:hyperlink w:history="1" r:id="rIdcawk4myte8spui0rz3qoq">
+            <w:hyperlink w:history="1" r:id="rIdu00j8nngakgghfvcsqlfr">
               <w:r>
                 <w:rPr>
                   <w:rFonts w:ascii="Arial" w:cs="Arial" w:eastAsia="Arial" w:hAnsi="Arial"/>
@@ -19493,7 +19493,7 @@
             <w:pPr>
               <w:spacing w:after="20" w:before="0"/>
             </w:pPr>
-            <w:hyperlink w:history="1" r:id="rIdqbi3tusqxnwsa8kqfzjgl">
+            <w:hyperlink w:history="1" r:id="rIdj2nf_qwbo5wxddbd2y9km">
               <w:r>
                 <w:rPr>
                   <w:rFonts w:ascii="Arial" w:cs="Arial" w:eastAsia="Arial" w:hAnsi="Arial"/>
@@ -19526,7 +19526,7 @@
               <w:spacing w:after="10" w:before="0"/>
               <w:ind w:left="120"/>
             </w:pPr>
-            <w:hyperlink w:history="1" r:id="rIdad_f8wwrre_xiz6x-dsmb">
+            <w:hyperlink w:history="1" r:id="rId0toslqcm6fiojm6ktz7zl">
               <w:r>
                 <w:rPr>
                   <w:rFonts w:ascii="Arial" w:cs="Arial" w:eastAsia="Arial" w:hAnsi="Arial"/>
@@ -19721,7 +19721,7 @@
             <w:pPr>
               <w:spacing w:after="20" w:before="0"/>
             </w:pPr>
-            <w:hyperlink w:history="1" r:id="rId7uyzi4gsayrgjkunbm4ju">
+            <w:hyperlink w:history="1" r:id="rId9pgzu2r9hohxnq6m3rk4q">
               <w:r>
                 <w:rPr>
                   <w:rFonts w:ascii="Arial" w:cs="Arial" w:eastAsia="Arial" w:hAnsi="Arial"/>
@@ -19754,7 +19754,7 @@
               <w:spacing w:after="10" w:before="0"/>
               <w:ind w:left="120"/>
             </w:pPr>
-            <w:hyperlink w:history="1" r:id="rIdpymt_zqbblhwh7tosuapq">
+            <w:hyperlink w:history="1" r:id="rIdpw3tld-mmnxjwjekk-eul">
               <w:r>
                 <w:rPr>
                   <w:rFonts w:ascii="Arial" w:cs="Arial" w:eastAsia="Arial" w:hAnsi="Arial"/>
@@ -19799,7 +19799,7 @@
             <w:pPr>
               <w:spacing w:after="20" w:before="0"/>
             </w:pPr>
-            <w:hyperlink w:history="1" r:id="rId02x_0q3vyfadulscvutg8">
+            <w:hyperlink w:history="1" r:id="rId2i-hoabnjsardrgheua8o">
               <w:r>
                 <w:rPr>
                   <w:rFonts w:ascii="Arial" w:cs="Arial" w:eastAsia="Arial" w:hAnsi="Arial"/>
@@ -19832,7 +19832,7 @@
               <w:spacing w:after="10" w:before="0"/>
               <w:ind w:left="120"/>
             </w:pPr>
-            <w:hyperlink w:history="1" r:id="rIddoxopnzf_377nf83o4soh">
+            <w:hyperlink w:history="1" r:id="rIdwqlqdii6aqdmaicd_vv2g">
               <w:r>
                 <w:rPr>
                   <w:rFonts w:ascii="Arial" w:cs="Arial" w:eastAsia="Arial" w:hAnsi="Arial"/>
@@ -21574,7 +21574,7 @@
             <w:pPr>
               <w:spacing w:after="20" w:before="0"/>
             </w:pPr>
-            <w:hyperlink w:history="1" r:id="rIdtq9l_scdqtmejzh5xcwu2">
+            <w:hyperlink w:history="1" r:id="rIduszjh9qwryz-pdii40bz_">
               <w:r>
                 <w:rPr>
                   <w:rFonts w:ascii="Arial" w:cs="Arial" w:eastAsia="Arial" w:hAnsi="Arial"/>
@@ -21607,7 +21607,7 @@
               <w:spacing w:after="10" w:before="0"/>
               <w:ind w:left="120"/>
             </w:pPr>
-            <w:hyperlink w:history="1" r:id="rIdhfuxvqoezvtb5iycd_jcb">
+            <w:hyperlink w:history="1" r:id="rId3jgxl05o2-90h2wzzyas7">
               <w:r>
                 <w:rPr>
                   <w:rFonts w:ascii="Arial" w:cs="Arial" w:eastAsia="Arial" w:hAnsi="Arial"/>
@@ -21652,7 +21652,7 @@
             <w:pPr>
               <w:spacing w:after="20" w:before="0"/>
             </w:pPr>
-            <w:hyperlink w:history="1" r:id="rIdfl-dak4k7pg1grritodbf">
+            <w:hyperlink w:history="1" r:id="rIdmazvug6iw_jo-im_dlxvl">
               <w:r>
                 <w:rPr>
                   <w:rFonts w:ascii="Arial" w:cs="Arial" w:eastAsia="Arial" w:hAnsi="Arial"/>
@@ -21685,7 +21685,7 @@
               <w:spacing w:after="10" w:before="0"/>
               <w:ind w:left="120"/>
             </w:pPr>
-            <w:hyperlink w:history="1" r:id="rIdj__ovvc4hc95tmf6ouuug">
+            <w:hyperlink w:history="1" r:id="rId1c7hpkkwfmozkymtbzbrt">
               <w:r>
                 <w:rPr>
                   <w:rFonts w:ascii="Arial" w:cs="Arial" w:eastAsia="Arial" w:hAnsi="Arial"/>
@@ -21880,7 +21880,7 @@
             <w:pPr>
               <w:spacing w:after="20" w:before="0"/>
             </w:pPr>
-            <w:hyperlink w:history="1" r:id="rIdiy5jj_b6okdegkthmffrs">
+            <w:hyperlink w:history="1" r:id="rIdjynant3g1rpdjibjp-fu0">
               <w:r>
                 <w:rPr>
                   <w:rFonts w:ascii="Arial" w:cs="Arial" w:eastAsia="Arial" w:hAnsi="Arial"/>
@@ -21913,7 +21913,7 @@
               <w:spacing w:after="10" w:before="0"/>
               <w:ind w:left="120"/>
             </w:pPr>
-            <w:hyperlink w:history="1" r:id="rIdrhhffz15st5xracqraz0y">
+            <w:hyperlink w:history="1" r:id="rIdmcnvw-sqo1dwm42vnwble">
               <w:r>
                 <w:rPr>
                   <w:rFonts w:ascii="Arial" w:cs="Arial" w:eastAsia="Arial" w:hAnsi="Arial"/>
@@ -21958,7 +21958,7 @@
             <w:pPr>
               <w:spacing w:after="20" w:before="0"/>
             </w:pPr>
-            <w:hyperlink w:history="1" r:id="rIdw_8foxlpqrwftei8eened">
+            <w:hyperlink w:history="1" r:id="rIdz6fhu6ptklnye1v1fbidw">
               <w:r>
                 <w:rPr>
                   <w:rFonts w:ascii="Arial" w:cs="Arial" w:eastAsia="Arial" w:hAnsi="Arial"/>
@@ -21991,7 +21991,7 @@
               <w:spacing w:after="10" w:before="0"/>
               <w:ind w:left="120"/>
             </w:pPr>
-            <w:hyperlink w:history="1" r:id="rId0blfx3od1cclx1vkma9ee">
+            <w:hyperlink w:history="1" r:id="rIdvovi0cnbo6st7grd7pzeq">
               <w:r>
                 <w:rPr>
                   <w:rFonts w:ascii="Arial" w:cs="Arial" w:eastAsia="Arial" w:hAnsi="Arial"/>
@@ -22186,7 +22186,7 @@
             <w:pPr>
               <w:spacing w:after="20" w:before="0"/>
             </w:pPr>
-            <w:hyperlink w:history="1" r:id="rIdjqaxikrdgqd4vyrm6lyoe">
+            <w:hyperlink w:history="1" r:id="rIdvnimooe-ib-fwqf9ozekc">
               <w:r>
                 <w:rPr>
                   <w:rFonts w:ascii="Arial" w:cs="Arial" w:eastAsia="Arial" w:hAnsi="Arial"/>
@@ -22219,7 +22219,7 @@
               <w:spacing w:after="10" w:before="0"/>
               <w:ind w:left="120"/>
             </w:pPr>
-            <w:hyperlink w:history="1" r:id="rIdcnncoxmx4woiuvgpdpsyu">
+            <w:hyperlink w:history="1" r:id="rId4agnospgnntcfiyn5aknq">
               <w:r>
                 <w:rPr>
                   <w:rFonts w:ascii="Arial" w:cs="Arial" w:eastAsia="Arial" w:hAnsi="Arial"/>
@@ -22264,7 +22264,7 @@
             <w:pPr>
               <w:spacing w:after="20" w:before="0"/>
             </w:pPr>
-            <w:hyperlink w:history="1" r:id="rId03opps4nx76fe4bc8godi">
+            <w:hyperlink w:history="1" r:id="rIdux4tl5xjq-nidktrstyfb">
               <w:r>
                 <w:rPr>
                   <w:rFonts w:ascii="Arial" w:cs="Arial" w:eastAsia="Arial" w:hAnsi="Arial"/>
@@ -22297,7 +22297,7 @@
               <w:spacing w:after="10" w:before="0"/>
               <w:ind w:left="120"/>
             </w:pPr>
-            <w:hyperlink w:history="1" r:id="rIdxbz3gjb9_sc-xzxjagk7s">
+            <w:hyperlink w:history="1" r:id="rIdr4t-nj5eo3hkt5dcfm7v-">
               <w:r>
                 <w:rPr>
                   <w:rFonts w:ascii="Arial" w:cs="Arial" w:eastAsia="Arial" w:hAnsi="Arial"/>
@@ -22492,7 +22492,7 @@
             <w:pPr>
               <w:spacing w:after="20" w:before="0"/>
             </w:pPr>
-            <w:hyperlink w:history="1" r:id="rIdk8jvgkbwfx_2dmjyvwuey">
+            <w:hyperlink w:history="1" r:id="rIdfs8hh9x_pn6ot3pfpzoaq">
               <w:r>
                 <w:rPr>
                   <w:rFonts w:ascii="Arial" w:cs="Arial" w:eastAsia="Arial" w:hAnsi="Arial"/>
@@ -22525,7 +22525,7 @@
               <w:spacing w:after="10" w:before="0"/>
               <w:ind w:left="120"/>
             </w:pPr>
-            <w:hyperlink w:history="1" r:id="rIdx4hlqqvc-2yf82r42ygyd">
+            <w:hyperlink w:history="1" r:id="rIdcc3eg3lo3nhzptvdzp5le">
               <w:r>
                 <w:rPr>
                   <w:rFonts w:ascii="Arial" w:cs="Arial" w:eastAsia="Arial" w:hAnsi="Arial"/>
@@ -22570,7 +22570,7 @@
             <w:pPr>
               <w:spacing w:after="20" w:before="0"/>
             </w:pPr>
-            <w:hyperlink w:history="1" r:id="rId_fz4umesnhp_zxbr5vutm">
+            <w:hyperlink w:history="1" r:id="rIdnzest-hcukfh_uysypkdl">
               <w:r>
                 <w:rPr>
                   <w:rFonts w:ascii="Arial" w:cs="Arial" w:eastAsia="Arial" w:hAnsi="Arial"/>
@@ -22603,7 +22603,7 @@
               <w:spacing w:after="10" w:before="0"/>
               <w:ind w:left="120"/>
             </w:pPr>
-            <w:hyperlink w:history="1" r:id="rId9yqj-m8isnnislu9s-pga">
+            <w:hyperlink w:history="1" r:id="rIdi9jfyb4xclzecidcbyzeq">
               <w:r>
                 <w:rPr>
                   <w:rFonts w:ascii="Arial" w:cs="Arial" w:eastAsia="Arial" w:hAnsi="Arial"/>
@@ -22798,7 +22798,7 @@
             <w:pPr>
               <w:spacing w:after="20" w:before="0"/>
             </w:pPr>
-            <w:hyperlink w:history="1" r:id="rIdbmwzf_4clhtztm6c6dvqh">
+            <w:hyperlink w:history="1" r:id="rIdumepiqm-zgm9ftklvktga">
               <w:r>
                 <w:rPr>
                   <w:rFonts w:ascii="Arial" w:cs="Arial" w:eastAsia="Arial" w:hAnsi="Arial"/>
@@ -22831,7 +22831,7 @@
               <w:spacing w:after="10" w:before="0"/>
               <w:ind w:left="120"/>
             </w:pPr>
-            <w:hyperlink w:history="1" r:id="rIdocrlz-hoq_7pxh50iat_8">
+            <w:hyperlink w:history="1" r:id="rIdkfe-zw0xgow9sb7-ure1h">
               <w:r>
                 <w:rPr>
                   <w:rFonts w:ascii="Arial" w:cs="Arial" w:eastAsia="Arial" w:hAnsi="Arial"/>
@@ -22876,7 +22876,7 @@
             <w:pPr>
               <w:spacing w:after="20" w:before="0"/>
             </w:pPr>
-            <w:hyperlink w:history="1" r:id="rId_rnh81-z2qdeu57ysnytx">
+            <w:hyperlink w:history="1" r:id="rIdcuicuzuzwfloy6qu-vicy">
               <w:r>
                 <w:rPr>
                   <w:rFonts w:ascii="Arial" w:cs="Arial" w:eastAsia="Arial" w:hAnsi="Arial"/>
@@ -22909,7 +22909,7 @@
               <w:spacing w:after="10" w:before="0"/>
               <w:ind w:left="120"/>
             </w:pPr>
-            <w:hyperlink w:history="1" r:id="rId0oetgb8cw3qhwji_dmzzb">
+            <w:hyperlink w:history="1" r:id="rIdx5msurfhkfiwdjzvxwg-q">
               <w:r>
                 <w:rPr>
                   <w:rFonts w:ascii="Arial" w:cs="Arial" w:eastAsia="Arial" w:hAnsi="Arial"/>
@@ -24559,7 +24559,7 @@
             <w:pPr>
               <w:spacing w:after="20" w:before="0"/>
             </w:pPr>
-            <w:hyperlink w:history="1" r:id="rId2v2qlfha0e-ibg3k5jseu">
+            <w:hyperlink w:history="1" r:id="rIdi2r2ld5vgvvspzpelbpuc">
               <w:r>
                 <w:rPr>
                   <w:rFonts w:ascii="Arial" w:cs="Arial" w:eastAsia="Arial" w:hAnsi="Arial"/>
@@ -24592,7 +24592,7 @@
               <w:spacing w:after="10" w:before="0"/>
               <w:ind w:left="120"/>
             </w:pPr>
-            <w:hyperlink w:history="1" r:id="rId8sd4zkaabyvzjggu7lqkg">
+            <w:hyperlink w:history="1" r:id="rIdh1bxwxtzbngnanqtgy3cq">
               <w:r>
                 <w:rPr>
                   <w:rFonts w:ascii="Arial" w:cs="Arial" w:eastAsia="Arial" w:hAnsi="Arial"/>
@@ -24637,7 +24637,7 @@
             <w:pPr>
               <w:spacing w:after="20" w:before="0"/>
             </w:pPr>
-            <w:hyperlink w:history="1" r:id="rIduiziu_c-bnnbwobqbq3l8">
+            <w:hyperlink w:history="1" r:id="rIdcrrw9o89hri1k5rtgjq8r">
               <w:r>
                 <w:rPr>
                   <w:rFonts w:ascii="Arial" w:cs="Arial" w:eastAsia="Arial" w:hAnsi="Arial"/>
@@ -24670,7 +24670,7 @@
               <w:spacing w:after="10" w:before="0"/>
               <w:ind w:left="120"/>
             </w:pPr>
-            <w:hyperlink w:history="1" r:id="rIdtpne5rjjjwomnnqitlck9">
+            <w:hyperlink w:history="1" r:id="rId4n2dsma0-brrwiqhmemdi">
               <w:r>
                 <w:rPr>
                   <w:rFonts w:ascii="Arial" w:cs="Arial" w:eastAsia="Arial" w:hAnsi="Arial"/>
@@ -24865,7 +24865,7 @@
             <w:pPr>
               <w:spacing w:after="20" w:before="0"/>
             </w:pPr>
-            <w:hyperlink w:history="1" r:id="rIdbmt-_3g_rmptdcix97puh">
+            <w:hyperlink w:history="1" r:id="rIdeqam-dff7rhduysdo8ewr">
               <w:r>
                 <w:rPr>
                   <w:rFonts w:ascii="Arial" w:cs="Arial" w:eastAsia="Arial" w:hAnsi="Arial"/>
@@ -24898,7 +24898,7 @@
               <w:spacing w:after="10" w:before="0"/>
               <w:ind w:left="120"/>
             </w:pPr>
-            <w:hyperlink w:history="1" r:id="rIdbhjffehzfu1n9y596deoy">
+            <w:hyperlink w:history="1" r:id="rIdpdwbrsv1zsahwary6jl6w">
               <w:r>
                 <w:rPr>
                   <w:rFonts w:ascii="Arial" w:cs="Arial" w:eastAsia="Arial" w:hAnsi="Arial"/>
@@ -24943,7 +24943,7 @@
             <w:pPr>
               <w:spacing w:after="20" w:before="0"/>
             </w:pPr>
-            <w:hyperlink w:history="1" r:id="rIdb0kozpfz4twephagpxtn4">
+            <w:hyperlink w:history="1" r:id="rIdk0v9z9k9_zsmsl0lyatkd">
               <w:r>
                 <w:rPr>
                   <w:rFonts w:ascii="Arial" w:cs="Arial" w:eastAsia="Arial" w:hAnsi="Arial"/>
@@ -24976,7 +24976,7 @@
               <w:spacing w:after="10" w:before="0"/>
               <w:ind w:left="120"/>
             </w:pPr>
-            <w:hyperlink w:history="1" r:id="rIdq13oxjgjbwsucwtueummg">
+            <w:hyperlink w:history="1" r:id="rIderl_fotvqcrbr0nt37ajy">
               <w:r>
                 <w:rPr>
                   <w:rFonts w:ascii="Arial" w:cs="Arial" w:eastAsia="Arial" w:hAnsi="Arial"/>
@@ -25171,7 +25171,7 @@
             <w:pPr>
               <w:spacing w:after="20" w:before="0"/>
             </w:pPr>
-            <w:hyperlink w:history="1" r:id="rId1ub3an1jeodtbzn7a3z54">
+            <w:hyperlink w:history="1" r:id="rIdyfyty87_naky_e62gbaxo">
               <w:r>
                 <w:rPr>
                   <w:rFonts w:ascii="Arial" w:cs="Arial" w:eastAsia="Arial" w:hAnsi="Arial"/>
@@ -25204,7 +25204,7 @@
               <w:spacing w:after="10" w:before="0"/>
               <w:ind w:left="120"/>
             </w:pPr>
-            <w:hyperlink w:history="1" r:id="rId4xfqdrsck4y5fmvzcedmq">
+            <w:hyperlink w:history="1" r:id="rId5ampjda--s69riz5bn__k">
               <w:r>
                 <w:rPr>
                   <w:rFonts w:ascii="Arial" w:cs="Arial" w:eastAsia="Arial" w:hAnsi="Arial"/>
@@ -25249,7 +25249,7 @@
             <w:pPr>
               <w:spacing w:after="20" w:before="0"/>
             </w:pPr>
-            <w:hyperlink w:history="1" r:id="rIdycnfnoj4z6qcarl05vg-q">
+            <w:hyperlink w:history="1" r:id="rId1ignnuo0mdea_dtp_8xu_">
               <w:r>
                 <w:rPr>
                   <w:rFonts w:ascii="Arial" w:cs="Arial" w:eastAsia="Arial" w:hAnsi="Arial"/>
@@ -25282,7 +25282,7 @@
               <w:spacing w:after="10" w:before="0"/>
               <w:ind w:left="120"/>
             </w:pPr>
-            <w:hyperlink w:history="1" r:id="rIdyfrcy5zz7wkllbpiht6py">
+            <w:hyperlink w:history="1" r:id="rIdfetpgrswddbgmcmw9bl-c">
               <w:r>
                 <w:rPr>
                   <w:rFonts w:ascii="Arial" w:cs="Arial" w:eastAsia="Arial" w:hAnsi="Arial"/>
@@ -25477,7 +25477,7 @@
             <w:pPr>
               <w:spacing w:after="20" w:before="0"/>
             </w:pPr>
-            <w:hyperlink w:history="1" r:id="rId63qxmee6q8ebj-0aaolpz">
+            <w:hyperlink w:history="1" r:id="rIdl1liskl9yi7ps-ayatgii">
               <w:r>
                 <w:rPr>
                   <w:rFonts w:ascii="Arial" w:cs="Arial" w:eastAsia="Arial" w:hAnsi="Arial"/>
@@ -25510,7 +25510,7 @@
               <w:spacing w:after="10" w:before="0"/>
               <w:ind w:left="120"/>
             </w:pPr>
-            <w:hyperlink w:history="1" r:id="rIdxvr9mc_0ftx0kzuo_ddoc">
+            <w:hyperlink w:history="1" r:id="rIdfb6rmwkpmup3q7qfxq2r9">
               <w:r>
                 <w:rPr>
                   <w:rFonts w:ascii="Arial" w:cs="Arial" w:eastAsia="Arial" w:hAnsi="Arial"/>
@@ -25555,7 +25555,7 @@
             <w:pPr>
               <w:spacing w:after="20" w:before="0"/>
             </w:pPr>
-            <w:hyperlink w:history="1" r:id="rIdf4jbyzb82n6uci3gh41x3">
+            <w:hyperlink w:history="1" r:id="rIdciwc9z4ajjbcuth5pdsk6">
               <w:r>
                 <w:rPr>
                   <w:rFonts w:ascii="Arial" w:cs="Arial" w:eastAsia="Arial" w:hAnsi="Arial"/>
@@ -25588,7 +25588,7 @@
               <w:spacing w:after="10" w:before="0"/>
               <w:ind w:left="120"/>
             </w:pPr>
-            <w:hyperlink w:history="1" r:id="rIdh9pvxiva2eurrqyxmh5ul">
+            <w:hyperlink w:history="1" r:id="rIdoilg0y41ov5rczrpqoxfw">
               <w:r>
                 <w:rPr>
                   <w:rFonts w:ascii="Arial" w:cs="Arial" w:eastAsia="Arial" w:hAnsi="Arial"/>
@@ -25783,7 +25783,7 @@
             <w:pPr>
               <w:spacing w:after="20" w:before="0"/>
             </w:pPr>
-            <w:hyperlink w:history="1" r:id="rIdvw1oac-mkyjrytxthf3b-">
+            <w:hyperlink w:history="1" r:id="rIdc57yjsojqmgcnspv1g3hd">
               <w:r>
                 <w:rPr>
                   <w:rFonts w:ascii="Arial" w:cs="Arial" w:eastAsia="Arial" w:hAnsi="Arial"/>
@@ -25816,7 +25816,7 @@
               <w:spacing w:after="10" w:before="0"/>
               <w:ind w:left="120"/>
             </w:pPr>
-            <w:hyperlink w:history="1" r:id="rId3v1siaobrotukkgd7ymuz">
+            <w:hyperlink w:history="1" r:id="rIdjodcxlslrvuftomy6penq">
               <w:r>
                 <w:rPr>
                   <w:rFonts w:ascii="Arial" w:cs="Arial" w:eastAsia="Arial" w:hAnsi="Arial"/>
@@ -25861,7 +25861,7 @@
             <w:pPr>
               <w:spacing w:after="20" w:before="0"/>
             </w:pPr>
-            <w:hyperlink w:history="1" r:id="rId9vnygxgeyfgscyaxttfik">
+            <w:hyperlink w:history="1" r:id="rId5vqoeysfwhzjaz5i-wphc">
               <w:r>
                 <w:rPr>
                   <w:rFonts w:ascii="Arial" w:cs="Arial" w:eastAsia="Arial" w:hAnsi="Arial"/>
@@ -25894,7 +25894,7 @@
               <w:spacing w:after="10" w:before="0"/>
               <w:ind w:left="120"/>
             </w:pPr>
-            <w:hyperlink w:history="1" r:id="rIduhxbch87z5p_9ut0kgj5u">
+            <w:hyperlink w:history="1" r:id="rIdjhhly1pehk4tbn6aidfkm">
               <w:r>
                 <w:rPr>
                   <w:rFonts w:ascii="Arial" w:cs="Arial" w:eastAsia="Arial" w:hAnsi="Arial"/>

--- a/data/outputs/v2/Essential_Mathematics/SS2.8_Commercial_Arithmetic_1/Essential_Mathematics_Commercial_Arithmetic_1_CBE_LessonSequence.docx
+++ b/data/outputs/v2/Essential_Mathematics/SS2.8_Commercial_Arithmetic_1/Essential_Mathematics_Commercial_Arithmetic_1_CBE_LessonSequence.docx
@@ -3224,7 +3224,7 @@
             <w:pPr>
               <w:spacing w:after="20" w:before="0"/>
             </w:pPr>
-            <w:hyperlink w:history="1" r:id="rIdnkohdh8u0c_rtbc6-tcmw">
+            <w:hyperlink w:history="1" r:id="rIdf4-8jzqxqbmkqvzz8gzca">
               <w:r>
                 <w:rPr>
                   <w:rFonts w:ascii="Arial" w:cs="Arial" w:eastAsia="Arial" w:hAnsi="Arial"/>
@@ -3257,7 +3257,7 @@
               <w:spacing w:after="10" w:before="0"/>
               <w:ind w:left="120"/>
             </w:pPr>
-            <w:hyperlink w:history="1" r:id="rId3b6kndtsu29kayxqwwlli">
+            <w:hyperlink w:history="1" r:id="rIdaync75ml6h4wz3n7tqz4l">
               <w:r>
                 <w:rPr>
                   <w:rFonts w:ascii="Arial" w:cs="Arial" w:eastAsia="Arial" w:hAnsi="Arial"/>
@@ -3302,7 +3302,7 @@
             <w:pPr>
               <w:spacing w:after="20" w:before="0"/>
             </w:pPr>
-            <w:hyperlink w:history="1" r:id="rIdfdpce_bnrhaa4wy2olzb7">
+            <w:hyperlink w:history="1" r:id="rIdk8w9dwp4zhzlzpaxf7rlx">
               <w:r>
                 <w:rPr>
                   <w:rFonts w:ascii="Arial" w:cs="Arial" w:eastAsia="Arial" w:hAnsi="Arial"/>
@@ -3335,7 +3335,7 @@
               <w:spacing w:after="10" w:before="0"/>
               <w:ind w:left="120"/>
             </w:pPr>
-            <w:hyperlink w:history="1" r:id="rIdkdowfvo08awg_yvpflq5x">
+            <w:hyperlink w:history="1" r:id="rIdr2wtypzze8jrvnx9oxgu-">
               <w:r>
                 <w:rPr>
                   <w:rFonts w:ascii="Arial" w:cs="Arial" w:eastAsia="Arial" w:hAnsi="Arial"/>
@@ -3530,7 +3530,7 @@
             <w:pPr>
               <w:spacing w:after="20" w:before="0"/>
             </w:pPr>
-            <w:hyperlink w:history="1" r:id="rIdtxuya46cqtojmt2hfy7qt">
+            <w:hyperlink w:history="1" r:id="rIdibpuwu-zg_wbgitfstva0">
               <w:r>
                 <w:rPr>
                   <w:rFonts w:ascii="Arial" w:cs="Arial" w:eastAsia="Arial" w:hAnsi="Arial"/>
@@ -3563,7 +3563,7 @@
               <w:spacing w:after="10" w:before="0"/>
               <w:ind w:left="120"/>
             </w:pPr>
-            <w:hyperlink w:history="1" r:id="rIdd_elmrjhhtqkpnjdirmtu">
+            <w:hyperlink w:history="1" r:id="rIdcuzidcmz4d7qfq9niv7dn">
               <w:r>
                 <w:rPr>
                   <w:rFonts w:ascii="Arial" w:cs="Arial" w:eastAsia="Arial" w:hAnsi="Arial"/>
@@ -3608,7 +3608,7 @@
             <w:pPr>
               <w:spacing w:after="20" w:before="0"/>
             </w:pPr>
-            <w:hyperlink w:history="1" r:id="rIdjr_iriqjtldqmna3ikflz">
+            <w:hyperlink w:history="1" r:id="rIdcx18cczv6cxnfv1liauoj">
               <w:r>
                 <w:rPr>
                   <w:rFonts w:ascii="Arial" w:cs="Arial" w:eastAsia="Arial" w:hAnsi="Arial"/>
@@ -3641,7 +3641,7 @@
               <w:spacing w:after="10" w:before="0"/>
               <w:ind w:left="120"/>
             </w:pPr>
-            <w:hyperlink w:history="1" r:id="rIdheyrmv_oeknwrrcreumjw">
+            <w:hyperlink w:history="1" r:id="rIdkd-4fee5tbxbov0s-4h7n">
               <w:r>
                 <w:rPr>
                   <w:rFonts w:ascii="Arial" w:cs="Arial" w:eastAsia="Arial" w:hAnsi="Arial"/>
@@ -3836,7 +3836,7 @@
             <w:pPr>
               <w:spacing w:after="20" w:before="0"/>
             </w:pPr>
-            <w:hyperlink w:history="1" r:id="rIdxsudiqspxlyvuonhzas4w">
+            <w:hyperlink w:history="1" r:id="rIdwc2ye4vvnjo8ahaelhwp_">
               <w:r>
                 <w:rPr>
                   <w:rFonts w:ascii="Arial" w:cs="Arial" w:eastAsia="Arial" w:hAnsi="Arial"/>
@@ -3869,7 +3869,7 @@
               <w:spacing w:after="10" w:before="0"/>
               <w:ind w:left="120"/>
             </w:pPr>
-            <w:hyperlink w:history="1" r:id="rIdeljxjvd0gvkrbayqkwpj_">
+            <w:hyperlink w:history="1" r:id="rIdkhncszj_979erbxmu_7fn">
               <w:r>
                 <w:rPr>
                   <w:rFonts w:ascii="Arial" w:cs="Arial" w:eastAsia="Arial" w:hAnsi="Arial"/>
@@ -3914,7 +3914,7 @@
             <w:pPr>
               <w:spacing w:after="20" w:before="0"/>
             </w:pPr>
-            <w:hyperlink w:history="1" r:id="rIdzhwjguw5nbalas9urqiub">
+            <w:hyperlink w:history="1" r:id="rIdslqzxykex0ebvuac4dpvb">
               <w:r>
                 <w:rPr>
                   <w:rFonts w:ascii="Arial" w:cs="Arial" w:eastAsia="Arial" w:hAnsi="Arial"/>
@@ -3947,7 +3947,7 @@
               <w:spacing w:after="10" w:before="0"/>
               <w:ind w:left="120"/>
             </w:pPr>
-            <w:hyperlink w:history="1" r:id="rIds2_hutxvl-ijunz6wlcrb">
+            <w:hyperlink w:history="1" r:id="rIdw8sfuwa89a5fw5w9-bpg2">
               <w:r>
                 <w:rPr>
                   <w:rFonts w:ascii="Arial" w:cs="Arial" w:eastAsia="Arial" w:hAnsi="Arial"/>
@@ -4142,7 +4142,7 @@
             <w:pPr>
               <w:spacing w:after="20" w:before="0"/>
             </w:pPr>
-            <w:hyperlink w:history="1" r:id="rIdfhk4zeqcinipn9boxynql">
+            <w:hyperlink w:history="1" r:id="rIdzj0ms70dm8pdu8-1opvmu">
               <w:r>
                 <w:rPr>
                   <w:rFonts w:ascii="Arial" w:cs="Arial" w:eastAsia="Arial" w:hAnsi="Arial"/>
@@ -4175,7 +4175,7 @@
               <w:spacing w:after="10" w:before="0"/>
               <w:ind w:left="120"/>
             </w:pPr>
-            <w:hyperlink w:history="1" r:id="rId6opda4mjhcaxzzspnkq8t">
+            <w:hyperlink w:history="1" r:id="rIdrxbi0zkoyn5ntdkbdu2pr">
               <w:r>
                 <w:rPr>
                   <w:rFonts w:ascii="Arial" w:cs="Arial" w:eastAsia="Arial" w:hAnsi="Arial"/>
@@ -4220,7 +4220,7 @@
             <w:pPr>
               <w:spacing w:after="20" w:before="0"/>
             </w:pPr>
-            <w:hyperlink w:history="1" r:id="rIdqt9h-tc1gix_yiar4zjqw">
+            <w:hyperlink w:history="1" r:id="rId7crwjg8u1h0sxmif-vjod">
               <w:r>
                 <w:rPr>
                   <w:rFonts w:ascii="Arial" w:cs="Arial" w:eastAsia="Arial" w:hAnsi="Arial"/>
@@ -4253,7 +4253,7 @@
               <w:spacing w:after="10" w:before="0"/>
               <w:ind w:left="120"/>
             </w:pPr>
-            <w:hyperlink w:history="1" r:id="rIdejjn7idcfs2yowh4yqbfg">
+            <w:hyperlink w:history="1" r:id="rIdxknvlwnrtrcb5mwjpdq1n">
               <w:r>
                 <w:rPr>
                   <w:rFonts w:ascii="Arial" w:cs="Arial" w:eastAsia="Arial" w:hAnsi="Arial"/>
@@ -4448,7 +4448,7 @@
             <w:pPr>
               <w:spacing w:after="20" w:before="0"/>
             </w:pPr>
-            <w:hyperlink w:history="1" r:id="rIdpzbnxzi1uom1phwr3up_z">
+            <w:hyperlink w:history="1" r:id="rIdkfsztqiqemwec3zaly-jw">
               <w:r>
                 <w:rPr>
                   <w:rFonts w:ascii="Arial" w:cs="Arial" w:eastAsia="Arial" w:hAnsi="Arial"/>
@@ -4481,7 +4481,7 @@
               <w:spacing w:after="10" w:before="0"/>
               <w:ind w:left="120"/>
             </w:pPr>
-            <w:hyperlink w:history="1" r:id="rIdp8g-pm6ju77rkbi1xaawh">
+            <w:hyperlink w:history="1" r:id="rIdaosqlorrle1rpqyz3axya">
               <w:r>
                 <w:rPr>
                   <w:rFonts w:ascii="Arial" w:cs="Arial" w:eastAsia="Arial" w:hAnsi="Arial"/>
@@ -4526,7 +4526,7 @@
             <w:pPr>
               <w:spacing w:after="20" w:before="0"/>
             </w:pPr>
-            <w:hyperlink w:history="1" r:id="rIdkfkrrhr03v13fiszjgw1h">
+            <w:hyperlink w:history="1" r:id="rId6vbgzsocs6zltv-moatpa">
               <w:r>
                 <w:rPr>
                   <w:rFonts w:ascii="Arial" w:cs="Arial" w:eastAsia="Arial" w:hAnsi="Arial"/>
@@ -4559,7 +4559,7 @@
               <w:spacing w:after="10" w:before="0"/>
               <w:ind w:left="120"/>
             </w:pPr>
-            <w:hyperlink w:history="1" r:id="rIdxyjbcqpc9akj4b9g6kgop">
+            <w:hyperlink w:history="1" r:id="rIdkd9iohhamdrsxl5pqe2fm">
               <w:r>
                 <w:rPr>
                   <w:rFonts w:ascii="Arial" w:cs="Arial" w:eastAsia="Arial" w:hAnsi="Arial"/>
@@ -6245,7 +6245,7 @@
             <w:pPr>
               <w:spacing w:after="20" w:before="0"/>
             </w:pPr>
-            <w:hyperlink w:history="1" r:id="rIddpqszhduv8wf_52gejsze">
+            <w:hyperlink w:history="1" r:id="rIdrvfnrr4ipxbuvx-hpeo4p">
               <w:r>
                 <w:rPr>
                   <w:rFonts w:ascii="Arial" w:cs="Arial" w:eastAsia="Arial" w:hAnsi="Arial"/>
@@ -6278,7 +6278,7 @@
               <w:spacing w:after="10" w:before="0"/>
               <w:ind w:left="120"/>
             </w:pPr>
-            <w:hyperlink w:history="1" r:id="rIdebluvwahfpkroi7mrqblk">
+            <w:hyperlink w:history="1" r:id="rIdhkuum1apeoepily1fgwrb">
               <w:r>
                 <w:rPr>
                   <w:rFonts w:ascii="Arial" w:cs="Arial" w:eastAsia="Arial" w:hAnsi="Arial"/>
@@ -6323,7 +6323,7 @@
             <w:pPr>
               <w:spacing w:after="20" w:before="0"/>
             </w:pPr>
-            <w:hyperlink w:history="1" r:id="rIdc4aitzoougksokdb0zwvn">
+            <w:hyperlink w:history="1" r:id="rIdg-g0tbd5ckoeukqvjwgyw">
               <w:r>
                 <w:rPr>
                   <w:rFonts w:ascii="Arial" w:cs="Arial" w:eastAsia="Arial" w:hAnsi="Arial"/>
@@ -6356,7 +6356,7 @@
               <w:spacing w:after="10" w:before="0"/>
               <w:ind w:left="120"/>
             </w:pPr>
-            <w:hyperlink w:history="1" r:id="rIdftb_rh3fzrekxiltksbjq">
+            <w:hyperlink w:history="1" r:id="rIdrfncwsyj292bcerpvn-bz">
               <w:r>
                 <w:rPr>
                   <w:rFonts w:ascii="Arial" w:cs="Arial" w:eastAsia="Arial" w:hAnsi="Arial"/>
@@ -6551,7 +6551,7 @@
             <w:pPr>
               <w:spacing w:after="20" w:before="0"/>
             </w:pPr>
-            <w:hyperlink w:history="1" r:id="rId9fa_v5afmttd7hjeprtik">
+            <w:hyperlink w:history="1" r:id="rIdulvnxvqykj7qp6s2sjmjx">
               <w:r>
                 <w:rPr>
                   <w:rFonts w:ascii="Arial" w:cs="Arial" w:eastAsia="Arial" w:hAnsi="Arial"/>
@@ -6584,7 +6584,7 @@
               <w:spacing w:after="10" w:before="0"/>
               <w:ind w:left="120"/>
             </w:pPr>
-            <w:hyperlink w:history="1" r:id="rId_xicybooy6mauiz5iuhae">
+            <w:hyperlink w:history="1" r:id="rIdvoltm9xgnleqqv25kod4w">
               <w:r>
                 <w:rPr>
                   <w:rFonts w:ascii="Arial" w:cs="Arial" w:eastAsia="Arial" w:hAnsi="Arial"/>
@@ -6629,7 +6629,7 @@
             <w:pPr>
               <w:spacing w:after="20" w:before="0"/>
             </w:pPr>
-            <w:hyperlink w:history="1" r:id="rIdc3rcoicr2nkgwcffd7g7i">
+            <w:hyperlink w:history="1" r:id="rIdy4z_u73nw-hzmxzgjdod5">
               <w:r>
                 <w:rPr>
                   <w:rFonts w:ascii="Arial" w:cs="Arial" w:eastAsia="Arial" w:hAnsi="Arial"/>
@@ -6662,7 +6662,7 @@
               <w:spacing w:after="10" w:before="0"/>
               <w:ind w:left="120"/>
             </w:pPr>
-            <w:hyperlink w:history="1" r:id="rIdlhbdp6fnwdwfwditpium9">
+            <w:hyperlink w:history="1" r:id="rIdsremxxckga4ne28dvqumg">
               <w:r>
                 <w:rPr>
                   <w:rFonts w:ascii="Arial" w:cs="Arial" w:eastAsia="Arial" w:hAnsi="Arial"/>
@@ -6857,7 +6857,7 @@
             <w:pPr>
               <w:spacing w:after="20" w:before="0"/>
             </w:pPr>
-            <w:hyperlink w:history="1" r:id="rIdkjd-yoavqqdacx3shdyh1">
+            <w:hyperlink w:history="1" r:id="rIdcg_okofp0qtiwl6v5p1zz">
               <w:r>
                 <w:rPr>
                   <w:rFonts w:ascii="Arial" w:cs="Arial" w:eastAsia="Arial" w:hAnsi="Arial"/>
@@ -6890,7 +6890,7 @@
               <w:spacing w:after="10" w:before="0"/>
               <w:ind w:left="120"/>
             </w:pPr>
-            <w:hyperlink w:history="1" r:id="rIddbq9up68kq6anhezuml-e">
+            <w:hyperlink w:history="1" r:id="rIdyxlwwvfrxxe9k0hy0uu8j">
               <w:r>
                 <w:rPr>
                   <w:rFonts w:ascii="Arial" w:cs="Arial" w:eastAsia="Arial" w:hAnsi="Arial"/>
@@ -6935,7 +6935,7 @@
             <w:pPr>
               <w:spacing w:after="20" w:before="0"/>
             </w:pPr>
-            <w:hyperlink w:history="1" r:id="rIdwdm3-wiiges65uvpk6hu2">
+            <w:hyperlink w:history="1" r:id="rIdecuwsbfmbhgqvwylgjks_">
               <w:r>
                 <w:rPr>
                   <w:rFonts w:ascii="Arial" w:cs="Arial" w:eastAsia="Arial" w:hAnsi="Arial"/>
@@ -6968,7 +6968,7 @@
               <w:spacing w:after="10" w:before="0"/>
               <w:ind w:left="120"/>
             </w:pPr>
-            <w:hyperlink w:history="1" r:id="rIdt7iquncttnri8wrpdoey_">
+            <w:hyperlink w:history="1" r:id="rIdbhxppp8v_tbj2mjh9agun">
               <w:r>
                 <w:rPr>
                   <w:rFonts w:ascii="Arial" w:cs="Arial" w:eastAsia="Arial" w:hAnsi="Arial"/>
@@ -7163,7 +7163,7 @@
             <w:pPr>
               <w:spacing w:after="20" w:before="0"/>
             </w:pPr>
-            <w:hyperlink w:history="1" r:id="rId8xttykge6ws-6amarvakj">
+            <w:hyperlink w:history="1" r:id="rIdosfpgih5fbqhjo-2_vbsk">
               <w:r>
                 <w:rPr>
                   <w:rFonts w:ascii="Arial" w:cs="Arial" w:eastAsia="Arial" w:hAnsi="Arial"/>
@@ -7196,7 +7196,7 @@
               <w:spacing w:after="10" w:before="0"/>
               <w:ind w:left="120"/>
             </w:pPr>
-            <w:hyperlink w:history="1" r:id="rId5gvbobmbjdeafprmu6knv">
+            <w:hyperlink w:history="1" r:id="rIdsfdem1p0bfii21ioscbpp">
               <w:r>
                 <w:rPr>
                   <w:rFonts w:ascii="Arial" w:cs="Arial" w:eastAsia="Arial" w:hAnsi="Arial"/>
@@ -7241,7 +7241,7 @@
             <w:pPr>
               <w:spacing w:after="20" w:before="0"/>
             </w:pPr>
-            <w:hyperlink w:history="1" r:id="rIdbazkg7-yzrxds4p4ykzoa">
+            <w:hyperlink w:history="1" r:id="rIdhfxzqocjgzj3zsl9tqyix">
               <w:r>
                 <w:rPr>
                   <w:rFonts w:ascii="Arial" w:cs="Arial" w:eastAsia="Arial" w:hAnsi="Arial"/>
@@ -7274,7 +7274,7 @@
               <w:spacing w:after="10" w:before="0"/>
               <w:ind w:left="120"/>
             </w:pPr>
-            <w:hyperlink w:history="1" r:id="rIdjp8ckkwuwj7szda7kick-">
+            <w:hyperlink w:history="1" r:id="rIdlvqxq_awaolhfe3zl0lxp">
               <w:r>
                 <w:rPr>
                   <w:rFonts w:ascii="Arial" w:cs="Arial" w:eastAsia="Arial" w:hAnsi="Arial"/>
@@ -7469,7 +7469,7 @@
             <w:pPr>
               <w:spacing w:after="20" w:before="0"/>
             </w:pPr>
-            <w:hyperlink w:history="1" r:id="rIdftmnkerusfgqlt30lbadt">
+            <w:hyperlink w:history="1" r:id="rIdauis50nrky_6m5_6dqwnt">
               <w:r>
                 <w:rPr>
                   <w:rFonts w:ascii="Arial" w:cs="Arial" w:eastAsia="Arial" w:hAnsi="Arial"/>
@@ -7502,7 +7502,7 @@
               <w:spacing w:after="10" w:before="0"/>
               <w:ind w:left="120"/>
             </w:pPr>
-            <w:hyperlink w:history="1" r:id="rIdi_2dgxdhof4uqsr-n-nfo">
+            <w:hyperlink w:history="1" r:id="rIdbevz3cphyvyvqxomh1iks">
               <w:r>
                 <w:rPr>
                   <w:rFonts w:ascii="Arial" w:cs="Arial" w:eastAsia="Arial" w:hAnsi="Arial"/>
@@ -7547,7 +7547,7 @@
             <w:pPr>
               <w:spacing w:after="20" w:before="0"/>
             </w:pPr>
-            <w:hyperlink w:history="1" r:id="rId0xgofrv4zmb8ehkpccy2y">
+            <w:hyperlink w:history="1" r:id="rIdbzckvczebu7x3veez9era">
               <w:r>
                 <w:rPr>
                   <w:rFonts w:ascii="Arial" w:cs="Arial" w:eastAsia="Arial" w:hAnsi="Arial"/>
@@ -7580,7 +7580,7 @@
               <w:spacing w:after="10" w:before="0"/>
               <w:ind w:left="120"/>
             </w:pPr>
-            <w:hyperlink w:history="1" r:id="rId2vgjwykcys9h-njrsgeog">
+            <w:hyperlink w:history="1" r:id="rIdsltrv-qptm5iomuqu4ggf">
               <w:r>
                 <w:rPr>
                   <w:rFonts w:ascii="Arial" w:cs="Arial" w:eastAsia="Arial" w:hAnsi="Arial"/>
@@ -9266,7 +9266,7 @@
             <w:pPr>
               <w:spacing w:after="20" w:before="0"/>
             </w:pPr>
-            <w:hyperlink w:history="1" r:id="rIdbb_dlw55ygwfyha0vacf4">
+            <w:hyperlink w:history="1" r:id="rIdzbwtgoa3ztklmc2o_wudd">
               <w:r>
                 <w:rPr>
                   <w:rFonts w:ascii="Arial" w:cs="Arial" w:eastAsia="Arial" w:hAnsi="Arial"/>
@@ -9299,7 +9299,7 @@
               <w:spacing w:after="10" w:before="0"/>
               <w:ind w:left="120"/>
             </w:pPr>
-            <w:hyperlink w:history="1" r:id="rIdpv4cvklxhgbdkepsmtdvo">
+            <w:hyperlink w:history="1" r:id="rIdj5rpmgmr9sejubw60iix5">
               <w:r>
                 <w:rPr>
                   <w:rFonts w:ascii="Arial" w:cs="Arial" w:eastAsia="Arial" w:hAnsi="Arial"/>
@@ -9344,7 +9344,7 @@
             <w:pPr>
               <w:spacing w:after="20" w:before="0"/>
             </w:pPr>
-            <w:hyperlink w:history="1" r:id="rIdzzz6nxr0ws33_hqk9bdiu">
+            <w:hyperlink w:history="1" r:id="rIdxdrutzvvvphq8avsrcmsq">
               <w:r>
                 <w:rPr>
                   <w:rFonts w:ascii="Arial" w:cs="Arial" w:eastAsia="Arial" w:hAnsi="Arial"/>
@@ -9377,7 +9377,7 @@
               <w:spacing w:after="10" w:before="0"/>
               <w:ind w:left="120"/>
             </w:pPr>
-            <w:hyperlink w:history="1" r:id="rIdqwczpoevkt0r3fhv9_4hv">
+            <w:hyperlink w:history="1" r:id="rId2mwynga-df4_kznpiteyx">
               <w:r>
                 <w:rPr>
                   <w:rFonts w:ascii="Arial" w:cs="Arial" w:eastAsia="Arial" w:hAnsi="Arial"/>
@@ -9572,7 +9572,7 @@
             <w:pPr>
               <w:spacing w:after="20" w:before="0"/>
             </w:pPr>
-            <w:hyperlink w:history="1" r:id="rIdb3i7eleyhynkksbgweytu">
+            <w:hyperlink w:history="1" r:id="rIdqmtnzim_pbxcnzc1ourti">
               <w:r>
                 <w:rPr>
                   <w:rFonts w:ascii="Arial" w:cs="Arial" w:eastAsia="Arial" w:hAnsi="Arial"/>
@@ -9605,7 +9605,7 @@
               <w:spacing w:after="10" w:before="0"/>
               <w:ind w:left="120"/>
             </w:pPr>
-            <w:hyperlink w:history="1" r:id="rIde5vr_gpi2qj5ykchsx-cy">
+            <w:hyperlink w:history="1" r:id="rId8yeivqwpxfgai4eihu2r-">
               <w:r>
                 <w:rPr>
                   <w:rFonts w:ascii="Arial" w:cs="Arial" w:eastAsia="Arial" w:hAnsi="Arial"/>
@@ -9650,7 +9650,7 @@
             <w:pPr>
               <w:spacing w:after="20" w:before="0"/>
             </w:pPr>
-            <w:hyperlink w:history="1" r:id="rIdgnma6sjwvvx_iwjknxu7c">
+            <w:hyperlink w:history="1" r:id="rIduykvsfoz_viq0iywjl07p">
               <w:r>
                 <w:rPr>
                   <w:rFonts w:ascii="Arial" w:cs="Arial" w:eastAsia="Arial" w:hAnsi="Arial"/>
@@ -9683,7 +9683,7 @@
               <w:spacing w:after="10" w:before="0"/>
               <w:ind w:left="120"/>
             </w:pPr>
-            <w:hyperlink w:history="1" r:id="rIdqyhk4gywahucsirztbxh7">
+            <w:hyperlink w:history="1" r:id="rIdb4ph6s2zhx4csmjxnsups">
               <w:r>
                 <w:rPr>
                   <w:rFonts w:ascii="Arial" w:cs="Arial" w:eastAsia="Arial" w:hAnsi="Arial"/>
@@ -9878,7 +9878,7 @@
             <w:pPr>
               <w:spacing w:after="20" w:before="0"/>
             </w:pPr>
-            <w:hyperlink w:history="1" r:id="rIdgvheax3kidxoidlyd9r4x">
+            <w:hyperlink w:history="1" r:id="rIdrpe79bnz4ahdhiqhqfxjk">
               <w:r>
                 <w:rPr>
                   <w:rFonts w:ascii="Arial" w:cs="Arial" w:eastAsia="Arial" w:hAnsi="Arial"/>
@@ -9911,7 +9911,7 @@
               <w:spacing w:after="10" w:before="0"/>
               <w:ind w:left="120"/>
             </w:pPr>
-            <w:hyperlink w:history="1" r:id="rIdcn7hppt_hqn_tt4oepmbt">
+            <w:hyperlink w:history="1" r:id="rIdkjvjky2i_oor6b5wem6zs">
               <w:r>
                 <w:rPr>
                   <w:rFonts w:ascii="Arial" w:cs="Arial" w:eastAsia="Arial" w:hAnsi="Arial"/>
@@ -9956,7 +9956,7 @@
             <w:pPr>
               <w:spacing w:after="20" w:before="0"/>
             </w:pPr>
-            <w:hyperlink w:history="1" r:id="rId3dqlagvwphxvzwaeoywap">
+            <w:hyperlink w:history="1" r:id="rIdkjc28id8smflja2xipuyj">
               <w:r>
                 <w:rPr>
                   <w:rFonts w:ascii="Arial" w:cs="Arial" w:eastAsia="Arial" w:hAnsi="Arial"/>
@@ -9989,7 +9989,7 @@
               <w:spacing w:after="10" w:before="0"/>
               <w:ind w:left="120"/>
             </w:pPr>
-            <w:hyperlink w:history="1" r:id="rIdzbtipcnwst8mnwteowkdn">
+            <w:hyperlink w:history="1" r:id="rIdnhnerordww5n_sfomhf2p">
               <w:r>
                 <w:rPr>
                   <w:rFonts w:ascii="Arial" w:cs="Arial" w:eastAsia="Arial" w:hAnsi="Arial"/>
@@ -10184,7 +10184,7 @@
             <w:pPr>
               <w:spacing w:after="20" w:before="0"/>
             </w:pPr>
-            <w:hyperlink w:history="1" r:id="rId_ylf2i3id4hvzmokphpug">
+            <w:hyperlink w:history="1" r:id="rId5nkexjgtfjisqbd1tzgkm">
               <w:r>
                 <w:rPr>
                   <w:rFonts w:ascii="Arial" w:cs="Arial" w:eastAsia="Arial" w:hAnsi="Arial"/>
@@ -10217,7 +10217,7 @@
               <w:spacing w:after="10" w:before="0"/>
               <w:ind w:left="120"/>
             </w:pPr>
-            <w:hyperlink w:history="1" r:id="rIdwudtbanfm0tcmkqtbsmch">
+            <w:hyperlink w:history="1" r:id="rIdervfbtirbs5dwg8nmjrk2">
               <w:r>
                 <w:rPr>
                   <w:rFonts w:ascii="Arial" w:cs="Arial" w:eastAsia="Arial" w:hAnsi="Arial"/>
@@ -10262,7 +10262,7 @@
             <w:pPr>
               <w:spacing w:after="20" w:before="0"/>
             </w:pPr>
-            <w:hyperlink w:history="1" r:id="rIdfrsuqwbh_g0kxp2a-svyg">
+            <w:hyperlink w:history="1" r:id="rIdwwtbgxae4xenpoa-ledgi">
               <w:r>
                 <w:rPr>
                   <w:rFonts w:ascii="Arial" w:cs="Arial" w:eastAsia="Arial" w:hAnsi="Arial"/>
@@ -10295,7 +10295,7 @@
               <w:spacing w:after="10" w:before="0"/>
               <w:ind w:left="120"/>
             </w:pPr>
-            <w:hyperlink w:history="1" r:id="rId45vz2_j58eclpbh4fdxcr">
+            <w:hyperlink w:history="1" r:id="rId_epigahb0s1tooxosz39f">
               <w:r>
                 <w:rPr>
                   <w:rFonts w:ascii="Arial" w:cs="Arial" w:eastAsia="Arial" w:hAnsi="Arial"/>
@@ -10490,7 +10490,7 @@
             <w:pPr>
               <w:spacing w:after="20" w:before="0"/>
             </w:pPr>
-            <w:hyperlink w:history="1" r:id="rIdtgahdu6bwoqoxtpltswbb">
+            <w:hyperlink w:history="1" r:id="rIdfqegwotpto36itfanawxi">
               <w:r>
                 <w:rPr>
                   <w:rFonts w:ascii="Arial" w:cs="Arial" w:eastAsia="Arial" w:hAnsi="Arial"/>
@@ -10523,7 +10523,7 @@
               <w:spacing w:after="10" w:before="0"/>
               <w:ind w:left="120"/>
             </w:pPr>
-            <w:hyperlink w:history="1" r:id="rIdaeb0wwuhxujdl1vymt4si">
+            <w:hyperlink w:history="1" r:id="rIdamcausu7rwuz0onythxt1">
               <w:r>
                 <w:rPr>
                   <w:rFonts w:ascii="Arial" w:cs="Arial" w:eastAsia="Arial" w:hAnsi="Arial"/>
@@ -10568,7 +10568,7 @@
             <w:pPr>
               <w:spacing w:after="20" w:before="0"/>
             </w:pPr>
-            <w:hyperlink w:history="1" r:id="rIdjnzjktdokz6sr68whmojg">
+            <w:hyperlink w:history="1" r:id="rIdpqx6wpaqbwhghw1szkymi">
               <w:r>
                 <w:rPr>
                   <w:rFonts w:ascii="Arial" w:cs="Arial" w:eastAsia="Arial" w:hAnsi="Arial"/>
@@ -10601,7 +10601,7 @@
               <w:spacing w:after="10" w:before="0"/>
               <w:ind w:left="120"/>
             </w:pPr>
-            <w:hyperlink w:history="1" r:id="rId4qncxr2eg34c55s9fga0y">
+            <w:hyperlink w:history="1" r:id="rIdgjdci1mjidl9skd1cp4k3">
               <w:r>
                 <w:rPr>
                   <w:rFonts w:ascii="Arial" w:cs="Arial" w:eastAsia="Arial" w:hAnsi="Arial"/>
@@ -12343,7 +12343,7 @@
             <w:pPr>
               <w:spacing w:after="20" w:before="0"/>
             </w:pPr>
-            <w:hyperlink w:history="1" r:id="rIdyqqbenbm9qoohw1ne5dna">
+            <w:hyperlink w:history="1" r:id="rIdqsg3vatm46rqhtt9hghba">
               <w:r>
                 <w:rPr>
                   <w:rFonts w:ascii="Arial" w:cs="Arial" w:eastAsia="Arial" w:hAnsi="Arial"/>
@@ -12376,7 +12376,7 @@
               <w:spacing w:after="10" w:before="0"/>
               <w:ind w:left="120"/>
             </w:pPr>
-            <w:hyperlink w:history="1" r:id="rIdg3v0whe5h43sl3j1vymr-">
+            <w:hyperlink w:history="1" r:id="rIdibjuseznizugtbpdzkiw9">
               <w:r>
                 <w:rPr>
                   <w:rFonts w:ascii="Arial" w:cs="Arial" w:eastAsia="Arial" w:hAnsi="Arial"/>
@@ -12421,7 +12421,7 @@
             <w:pPr>
               <w:spacing w:after="20" w:before="0"/>
             </w:pPr>
-            <w:hyperlink w:history="1" r:id="rIdq0gkldecegoc5yor6-yty">
+            <w:hyperlink w:history="1" r:id="rIdsosfqul-dvn2bsvc8lvlx">
               <w:r>
                 <w:rPr>
                   <w:rFonts w:ascii="Arial" w:cs="Arial" w:eastAsia="Arial" w:hAnsi="Arial"/>
@@ -12454,7 +12454,7 @@
               <w:spacing w:after="10" w:before="0"/>
               <w:ind w:left="120"/>
             </w:pPr>
-            <w:hyperlink w:history="1" r:id="rIdapmv-j175otw-dpjel2rq">
+            <w:hyperlink w:history="1" r:id="rIdysxoavsnxgyhngcdqqa0e">
               <w:r>
                 <w:rPr>
                   <w:rFonts w:ascii="Arial" w:cs="Arial" w:eastAsia="Arial" w:hAnsi="Arial"/>
@@ -12649,7 +12649,7 @@
             <w:pPr>
               <w:spacing w:after="20" w:before="0"/>
             </w:pPr>
-            <w:hyperlink w:history="1" r:id="rIdzqrcavvfrixnkjwdcjrr6">
+            <w:hyperlink w:history="1" r:id="rId-03w0melp23b-ykhi2qmm">
               <w:r>
                 <w:rPr>
                   <w:rFonts w:ascii="Arial" w:cs="Arial" w:eastAsia="Arial" w:hAnsi="Arial"/>
@@ -12682,7 +12682,7 @@
               <w:spacing w:after="10" w:before="0"/>
               <w:ind w:left="120"/>
             </w:pPr>
-            <w:hyperlink w:history="1" r:id="rIdcpaou0hejem-yakdzairj">
+            <w:hyperlink w:history="1" r:id="rIdoai6vvztrdqmyolues2ii">
               <w:r>
                 <w:rPr>
                   <w:rFonts w:ascii="Arial" w:cs="Arial" w:eastAsia="Arial" w:hAnsi="Arial"/>
@@ -12727,7 +12727,7 @@
             <w:pPr>
               <w:spacing w:after="20" w:before="0"/>
             </w:pPr>
-            <w:hyperlink w:history="1" r:id="rIdkjsznjular19ifvlzoueq">
+            <w:hyperlink w:history="1" r:id="rIdxcmh0-lnplrobn25pcw7v">
               <w:r>
                 <w:rPr>
                   <w:rFonts w:ascii="Arial" w:cs="Arial" w:eastAsia="Arial" w:hAnsi="Arial"/>
@@ -12760,7 +12760,7 @@
               <w:spacing w:after="10" w:before="0"/>
               <w:ind w:left="120"/>
             </w:pPr>
-            <w:hyperlink w:history="1" r:id="rIdnhflxl2g4qduwmcj9lrot">
+            <w:hyperlink w:history="1" r:id="rIdaxfg-ai8lb4nf17dhxmzb">
               <w:r>
                 <w:rPr>
                   <w:rFonts w:ascii="Arial" w:cs="Arial" w:eastAsia="Arial" w:hAnsi="Arial"/>
@@ -12955,7 +12955,7 @@
             <w:pPr>
               <w:spacing w:after="20" w:before="0"/>
             </w:pPr>
-            <w:hyperlink w:history="1" r:id="rIdcgr8-rwitsa1uymae7idm">
+            <w:hyperlink w:history="1" r:id="rIdnto5woygigsdvbnpuvnjz">
               <w:r>
                 <w:rPr>
                   <w:rFonts w:ascii="Arial" w:cs="Arial" w:eastAsia="Arial" w:hAnsi="Arial"/>
@@ -12988,7 +12988,7 @@
               <w:spacing w:after="10" w:before="0"/>
               <w:ind w:left="120"/>
             </w:pPr>
-            <w:hyperlink w:history="1" r:id="rIdwauvvhglgbb_52pos1fn1">
+            <w:hyperlink w:history="1" r:id="rIdn1g2al9wrmyb1xzhhlzuo">
               <w:r>
                 <w:rPr>
                   <w:rFonts w:ascii="Arial" w:cs="Arial" w:eastAsia="Arial" w:hAnsi="Arial"/>
@@ -13033,7 +13033,7 @@
             <w:pPr>
               <w:spacing w:after="20" w:before="0"/>
             </w:pPr>
-            <w:hyperlink w:history="1" r:id="rIdlqtcghqud4pvn63qozwqb">
+            <w:hyperlink w:history="1" r:id="rIdc3cqyoaslbznrdk4c7uwh">
               <w:r>
                 <w:rPr>
                   <w:rFonts w:ascii="Arial" w:cs="Arial" w:eastAsia="Arial" w:hAnsi="Arial"/>
@@ -13066,7 +13066,7 @@
               <w:spacing w:after="10" w:before="0"/>
               <w:ind w:left="120"/>
             </w:pPr>
-            <w:hyperlink w:history="1" r:id="rIdbaiq2im2cqwlnyand_3gs">
+            <w:hyperlink w:history="1" r:id="rIdhh0dxalzzc67yddgcyoqp">
               <w:r>
                 <w:rPr>
                   <w:rFonts w:ascii="Arial" w:cs="Arial" w:eastAsia="Arial" w:hAnsi="Arial"/>
@@ -13261,7 +13261,7 @@
             <w:pPr>
               <w:spacing w:after="20" w:before="0"/>
             </w:pPr>
-            <w:hyperlink w:history="1" r:id="rIdnglw34dg61kxd5d0znbuu">
+            <w:hyperlink w:history="1" r:id="rId7loim5ap6pwn0wbkg_-hh">
               <w:r>
                 <w:rPr>
                   <w:rFonts w:ascii="Arial" w:cs="Arial" w:eastAsia="Arial" w:hAnsi="Arial"/>
@@ -13294,7 +13294,7 @@
               <w:spacing w:after="10" w:before="0"/>
               <w:ind w:left="120"/>
             </w:pPr>
-            <w:hyperlink w:history="1" r:id="rIdcqhr0u95sx04n7fqmcupb">
+            <w:hyperlink w:history="1" r:id="rId0qpefecobwon9v_emnkej">
               <w:r>
                 <w:rPr>
                   <w:rFonts w:ascii="Arial" w:cs="Arial" w:eastAsia="Arial" w:hAnsi="Arial"/>
@@ -13339,7 +13339,7 @@
             <w:pPr>
               <w:spacing w:after="20" w:before="0"/>
             </w:pPr>
-            <w:hyperlink w:history="1" r:id="rId0zsrsc5ficjlurwr_nd3l">
+            <w:hyperlink w:history="1" r:id="rIdpmgqs_ushrnbmefkys85z">
               <w:r>
                 <w:rPr>
                   <w:rFonts w:ascii="Arial" w:cs="Arial" w:eastAsia="Arial" w:hAnsi="Arial"/>
@@ -13372,7 +13372,7 @@
               <w:spacing w:after="10" w:before="0"/>
               <w:ind w:left="120"/>
             </w:pPr>
-            <w:hyperlink w:history="1" r:id="rIdagchd8gvhpgrc-kipq_vt">
+            <w:hyperlink w:history="1" r:id="rIdnm1gkyjsyxypj6ksuip1w">
               <w:r>
                 <w:rPr>
                   <w:rFonts w:ascii="Arial" w:cs="Arial" w:eastAsia="Arial" w:hAnsi="Arial"/>
@@ -13567,7 +13567,7 @@
             <w:pPr>
               <w:spacing w:after="20" w:before="0"/>
             </w:pPr>
-            <w:hyperlink w:history="1" r:id="rIdmi2gd9nmdcnvesjqeyccq">
+            <w:hyperlink w:history="1" r:id="rIdnj33yrwtbf-qgldsp-8pw">
               <w:r>
                 <w:rPr>
                   <w:rFonts w:ascii="Arial" w:cs="Arial" w:eastAsia="Arial" w:hAnsi="Arial"/>
@@ -13600,7 +13600,7 @@
               <w:spacing w:after="10" w:before="0"/>
               <w:ind w:left="120"/>
             </w:pPr>
-            <w:hyperlink w:history="1" r:id="rIddgljrl2_lw36emaxnpa3a">
+            <w:hyperlink w:history="1" r:id="rIdzeaa3pqem_cgqfs_0su_v">
               <w:r>
                 <w:rPr>
                   <w:rFonts w:ascii="Arial" w:cs="Arial" w:eastAsia="Arial" w:hAnsi="Arial"/>
@@ -13645,7 +13645,7 @@
             <w:pPr>
               <w:spacing w:after="20" w:before="0"/>
             </w:pPr>
-            <w:hyperlink w:history="1" r:id="rIdubji2dkuod1e_mzfxigyb">
+            <w:hyperlink w:history="1" r:id="rId8c34vj_bqdm2tfpqxur4y">
               <w:r>
                 <w:rPr>
                   <w:rFonts w:ascii="Arial" w:cs="Arial" w:eastAsia="Arial" w:hAnsi="Arial"/>
@@ -13678,7 +13678,7 @@
               <w:spacing w:after="10" w:before="0"/>
               <w:ind w:left="120"/>
             </w:pPr>
-            <w:hyperlink w:history="1" r:id="rId2fhy15m7-ilku9kogza3f">
+            <w:hyperlink w:history="1" r:id="rIdcms8uw4d7tryhccdahfdh">
               <w:r>
                 <w:rPr>
                   <w:rFonts w:ascii="Arial" w:cs="Arial" w:eastAsia="Arial" w:hAnsi="Arial"/>
@@ -15440,7 +15440,7 @@
             <w:pPr>
               <w:spacing w:after="20" w:before="0"/>
             </w:pPr>
-            <w:hyperlink w:history="1" r:id="rIdlxw9mvgmrqbflidnxrwt-">
+            <w:hyperlink w:history="1" r:id="rId474uo6om35v1o4jey_qp9">
               <w:r>
                 <w:rPr>
                   <w:rFonts w:ascii="Arial" w:cs="Arial" w:eastAsia="Arial" w:hAnsi="Arial"/>
@@ -15473,7 +15473,7 @@
               <w:spacing w:after="10" w:before="0"/>
               <w:ind w:left="120"/>
             </w:pPr>
-            <w:hyperlink w:history="1" r:id="rId4x0i_uozkniw9zea9c-wm">
+            <w:hyperlink w:history="1" r:id="rIdibmksrs4lrunjvj05qq2_">
               <w:r>
                 <w:rPr>
                   <w:rFonts w:ascii="Arial" w:cs="Arial" w:eastAsia="Arial" w:hAnsi="Arial"/>
@@ -15518,7 +15518,7 @@
             <w:pPr>
               <w:spacing w:after="20" w:before="0"/>
             </w:pPr>
-            <w:hyperlink w:history="1" r:id="rIduyhg9s2c4ufxixruzlvr5">
+            <w:hyperlink w:history="1" r:id="rIdnnlounxuky33a5p9tjdsw">
               <w:r>
                 <w:rPr>
                   <w:rFonts w:ascii="Arial" w:cs="Arial" w:eastAsia="Arial" w:hAnsi="Arial"/>
@@ -15551,7 +15551,7 @@
               <w:spacing w:after="10" w:before="0"/>
               <w:ind w:left="120"/>
             </w:pPr>
-            <w:hyperlink w:history="1" r:id="rIdogmmsycqcui2poxurbbuo">
+            <w:hyperlink w:history="1" r:id="rIdsf6pjvo8ltndrndgemdr7">
               <w:r>
                 <w:rPr>
                   <w:rFonts w:ascii="Arial" w:cs="Arial" w:eastAsia="Arial" w:hAnsi="Arial"/>
@@ -15746,7 +15746,7 @@
             <w:pPr>
               <w:spacing w:after="20" w:before="0"/>
             </w:pPr>
-            <w:hyperlink w:history="1" r:id="rId2oeh_q-ctxsu9bxbstf9z">
+            <w:hyperlink w:history="1" r:id="rIdehoghg_okdqiuir0vyesw">
               <w:r>
                 <w:rPr>
                   <w:rFonts w:ascii="Arial" w:cs="Arial" w:eastAsia="Arial" w:hAnsi="Arial"/>
@@ -15779,7 +15779,7 @@
               <w:spacing w:after="10" w:before="0"/>
               <w:ind w:left="120"/>
             </w:pPr>
-            <w:hyperlink w:history="1" r:id="rIdf8hfoq-1uosjmaaww5xzz">
+            <w:hyperlink w:history="1" r:id="rIdfr2jqcpuyq9qvkt0q4w-j">
               <w:r>
                 <w:rPr>
                   <w:rFonts w:ascii="Arial" w:cs="Arial" w:eastAsia="Arial" w:hAnsi="Arial"/>
@@ -15824,7 +15824,7 @@
             <w:pPr>
               <w:spacing w:after="20" w:before="0"/>
             </w:pPr>
-            <w:hyperlink w:history="1" r:id="rIdcuetxsqdogy2dv5nze3jq">
+            <w:hyperlink w:history="1" r:id="rIddjrnc8g2buawsxmyt3grg">
               <w:r>
                 <w:rPr>
                   <w:rFonts w:ascii="Arial" w:cs="Arial" w:eastAsia="Arial" w:hAnsi="Arial"/>
@@ -15857,7 +15857,7 @@
               <w:spacing w:after="10" w:before="0"/>
               <w:ind w:left="120"/>
             </w:pPr>
-            <w:hyperlink w:history="1" r:id="rIddlgi-8y-th-lpxzkpgv0v">
+            <w:hyperlink w:history="1" r:id="rIdeweilizq1iz4vy1ygu_zl">
               <w:r>
                 <w:rPr>
                   <w:rFonts w:ascii="Arial" w:cs="Arial" w:eastAsia="Arial" w:hAnsi="Arial"/>
@@ -16052,7 +16052,7 @@
             <w:pPr>
               <w:spacing w:after="20" w:before="0"/>
             </w:pPr>
-            <w:hyperlink w:history="1" r:id="rIdoxtdo-bi6ioh4jsh9fvjh">
+            <w:hyperlink w:history="1" r:id="rIdtejzzvpc209al3zntk0k-">
               <w:r>
                 <w:rPr>
                   <w:rFonts w:ascii="Arial" w:cs="Arial" w:eastAsia="Arial" w:hAnsi="Arial"/>
@@ -16085,7 +16085,7 @@
               <w:spacing w:after="10" w:before="0"/>
               <w:ind w:left="120"/>
             </w:pPr>
-            <w:hyperlink w:history="1" r:id="rId_b7hxtqxura3xwopuomeq">
+            <w:hyperlink w:history="1" r:id="rId0qjemkfkdpashu3ikg6cs">
               <w:r>
                 <w:rPr>
                   <w:rFonts w:ascii="Arial" w:cs="Arial" w:eastAsia="Arial" w:hAnsi="Arial"/>
@@ -16130,7 +16130,7 @@
             <w:pPr>
               <w:spacing w:after="20" w:before="0"/>
             </w:pPr>
-            <w:hyperlink w:history="1" r:id="rIdwb21ixit3uzwzughxge2p">
+            <w:hyperlink w:history="1" r:id="rIdizyyri6_pkir7giwhg-lv">
               <w:r>
                 <w:rPr>
                   <w:rFonts w:ascii="Arial" w:cs="Arial" w:eastAsia="Arial" w:hAnsi="Arial"/>
@@ -16163,7 +16163,7 @@
               <w:spacing w:after="10" w:before="0"/>
               <w:ind w:left="120"/>
             </w:pPr>
-            <w:hyperlink w:history="1" r:id="rIdfkajoo55-nrjsmaivxz5j">
+            <w:hyperlink w:history="1" r:id="rIditckiatwfdnd-fsa7sw1v">
               <w:r>
                 <w:rPr>
                   <w:rFonts w:ascii="Arial" w:cs="Arial" w:eastAsia="Arial" w:hAnsi="Arial"/>
@@ -16358,7 +16358,7 @@
             <w:pPr>
               <w:spacing w:after="20" w:before="0"/>
             </w:pPr>
-            <w:hyperlink w:history="1" r:id="rIdqppfpiihne3-e8yb4mpxp">
+            <w:hyperlink w:history="1" r:id="rIdubvtgfbyxmvau87sr0db2">
               <w:r>
                 <w:rPr>
                   <w:rFonts w:ascii="Arial" w:cs="Arial" w:eastAsia="Arial" w:hAnsi="Arial"/>
@@ -16391,7 +16391,7 @@
               <w:spacing w:after="10" w:before="0"/>
               <w:ind w:left="120"/>
             </w:pPr>
-            <w:hyperlink w:history="1" r:id="rId8qmjvazwprbdukgxqo8j9">
+            <w:hyperlink w:history="1" r:id="rIdcb045mgo_fp03kyrr8yij">
               <w:r>
                 <w:rPr>
                   <w:rFonts w:ascii="Arial" w:cs="Arial" w:eastAsia="Arial" w:hAnsi="Arial"/>
@@ -16436,7 +16436,7 @@
             <w:pPr>
               <w:spacing w:after="20" w:before="0"/>
             </w:pPr>
-            <w:hyperlink w:history="1" r:id="rIdhhlfsnft3m46ezltpcon7">
+            <w:hyperlink w:history="1" r:id="rId_yds__qs3deud1o6-u1ab">
               <w:r>
                 <w:rPr>
                   <w:rFonts w:ascii="Arial" w:cs="Arial" w:eastAsia="Arial" w:hAnsi="Arial"/>
@@ -16469,7 +16469,7 @@
               <w:spacing w:after="10" w:before="0"/>
               <w:ind w:left="120"/>
             </w:pPr>
-            <w:hyperlink w:history="1" r:id="rIdmdzo__jr_b6xwtoh3u1d6">
+            <w:hyperlink w:history="1" r:id="rIdllua6qhlx4pafms0nw6wx">
               <w:r>
                 <w:rPr>
                   <w:rFonts w:ascii="Arial" w:cs="Arial" w:eastAsia="Arial" w:hAnsi="Arial"/>
@@ -16664,7 +16664,7 @@
             <w:pPr>
               <w:spacing w:after="20" w:before="0"/>
             </w:pPr>
-            <w:hyperlink w:history="1" r:id="rIdpim5upla6n7nnvdh6gip8">
+            <w:hyperlink w:history="1" r:id="rIddpdnrxesl9s62kkyspthp">
               <w:r>
                 <w:rPr>
                   <w:rFonts w:ascii="Arial" w:cs="Arial" w:eastAsia="Arial" w:hAnsi="Arial"/>
@@ -16697,7 +16697,7 @@
               <w:spacing w:after="10" w:before="0"/>
               <w:ind w:left="120"/>
             </w:pPr>
-            <w:hyperlink w:history="1" r:id="rIduecbt_th6lo56vuxor1op">
+            <w:hyperlink w:history="1" r:id="rIdszc8ifw9xm2vdar5itn54">
               <w:r>
                 <w:rPr>
                   <w:rFonts w:ascii="Arial" w:cs="Arial" w:eastAsia="Arial" w:hAnsi="Arial"/>
@@ -16742,7 +16742,7 @@
             <w:pPr>
               <w:spacing w:after="20" w:before="0"/>
             </w:pPr>
-            <w:hyperlink w:history="1" r:id="rIdu6ywfyvwi6xelndnz6-k8">
+            <w:hyperlink w:history="1" r:id="rIdas-wwmqusuphh1tjdhpq8">
               <w:r>
                 <w:rPr>
                   <w:rFonts w:ascii="Arial" w:cs="Arial" w:eastAsia="Arial" w:hAnsi="Arial"/>
@@ -16775,7 +16775,7 @@
               <w:spacing w:after="10" w:before="0"/>
               <w:ind w:left="120"/>
             </w:pPr>
-            <w:hyperlink w:history="1" r:id="rIdjvxf8sycjhdvvnvh6bugr">
+            <w:hyperlink w:history="1" r:id="rIdhm1tyooxf5blppxbxthpy">
               <w:r>
                 <w:rPr>
                   <w:rFonts w:ascii="Arial" w:cs="Arial" w:eastAsia="Arial" w:hAnsi="Arial"/>
@@ -18497,7 +18497,7 @@
             <w:pPr>
               <w:spacing w:after="20" w:before="0"/>
             </w:pPr>
-            <w:hyperlink w:history="1" r:id="rIdbnhbv8fk9hejeejjhmh0_">
+            <w:hyperlink w:history="1" r:id="rIdxmwxnqmwavh9yccto63jg">
               <w:r>
                 <w:rPr>
                   <w:rFonts w:ascii="Arial" w:cs="Arial" w:eastAsia="Arial" w:hAnsi="Arial"/>
@@ -18530,7 +18530,7 @@
               <w:spacing w:after="10" w:before="0"/>
               <w:ind w:left="120"/>
             </w:pPr>
-            <w:hyperlink w:history="1" r:id="rId_cj6w-sd5booeeokmmwnu">
+            <w:hyperlink w:history="1" r:id="rId6ivwy_xvr-jdb-3u4mhfl">
               <w:r>
                 <w:rPr>
                   <w:rFonts w:ascii="Arial" w:cs="Arial" w:eastAsia="Arial" w:hAnsi="Arial"/>
@@ -18575,7 +18575,7 @@
             <w:pPr>
               <w:spacing w:after="20" w:before="0"/>
             </w:pPr>
-            <w:hyperlink w:history="1" r:id="rIdxdkleuv1_pef-l7jjhgk1">
+            <w:hyperlink w:history="1" r:id="rIdjpkph_9uzldvzkqiotwsk">
               <w:r>
                 <w:rPr>
                   <w:rFonts w:ascii="Arial" w:cs="Arial" w:eastAsia="Arial" w:hAnsi="Arial"/>
@@ -18608,7 +18608,7 @@
               <w:spacing w:after="10" w:before="0"/>
               <w:ind w:left="120"/>
             </w:pPr>
-            <w:hyperlink w:history="1" r:id="rIdwguun0oacktgomxapsjqy">
+            <w:hyperlink w:history="1" r:id="rIdqxu57nqpgaiuzquxaidsl">
               <w:r>
                 <w:rPr>
                   <w:rFonts w:ascii="Arial" w:cs="Arial" w:eastAsia="Arial" w:hAnsi="Arial"/>
@@ -18803,7 +18803,7 @@
             <w:pPr>
               <w:spacing w:after="20" w:before="0"/>
             </w:pPr>
-            <w:hyperlink w:history="1" r:id="rIdsxvxcbfx7i-zeympwjam_">
+            <w:hyperlink w:history="1" r:id="rIdp_0e5czho_fobd98ymhv8">
               <w:r>
                 <w:rPr>
                   <w:rFonts w:ascii="Arial" w:cs="Arial" w:eastAsia="Arial" w:hAnsi="Arial"/>
@@ -18836,7 +18836,7 @@
               <w:spacing w:after="10" w:before="0"/>
               <w:ind w:left="120"/>
             </w:pPr>
-            <w:hyperlink w:history="1" r:id="rId9ec81nz77bzaysc4ylusp">
+            <w:hyperlink w:history="1" r:id="rIduzhqbodf_3osjaa_72ygx">
               <w:r>
                 <w:rPr>
                   <w:rFonts w:ascii="Arial" w:cs="Arial" w:eastAsia="Arial" w:hAnsi="Arial"/>
@@ -18881,7 +18881,7 @@
             <w:pPr>
               <w:spacing w:after="20" w:before="0"/>
             </w:pPr>
-            <w:hyperlink w:history="1" r:id="rIdhgu4wrzbmz9_d4h77eog7">
+            <w:hyperlink w:history="1" r:id="rIdx0qel993bbd_5efeozr6j">
               <w:r>
                 <w:rPr>
                   <w:rFonts w:ascii="Arial" w:cs="Arial" w:eastAsia="Arial" w:hAnsi="Arial"/>
@@ -18914,7 +18914,7 @@
               <w:spacing w:after="10" w:before="0"/>
               <w:ind w:left="120"/>
             </w:pPr>
-            <w:hyperlink w:history="1" r:id="rIdobwc4wqpfpzeiod-fjaho">
+            <w:hyperlink w:history="1" r:id="rId29fdbkrylli4uohgjqolt">
               <w:r>
                 <w:rPr>
                   <w:rFonts w:ascii="Arial" w:cs="Arial" w:eastAsia="Arial" w:hAnsi="Arial"/>
@@ -19109,7 +19109,7 @@
             <w:pPr>
               <w:spacing w:after="20" w:before="0"/>
             </w:pPr>
-            <w:hyperlink w:history="1" r:id="rIddvcgycs5fnq5mcd5esuao">
+            <w:hyperlink w:history="1" r:id="rId2ifv5cokzzf1o8nwybdtx">
               <w:r>
                 <w:rPr>
                   <w:rFonts w:ascii="Arial" w:cs="Arial" w:eastAsia="Arial" w:hAnsi="Arial"/>
@@ -19142,7 +19142,7 @@
               <w:spacing w:after="10" w:before="0"/>
               <w:ind w:left="120"/>
             </w:pPr>
-            <w:hyperlink w:history="1" r:id="rIdmg6sod4logecxuehh0ibb">
+            <w:hyperlink w:history="1" r:id="rIdf70znn4grxmwwnpvkyie6">
               <w:r>
                 <w:rPr>
                   <w:rFonts w:ascii="Arial" w:cs="Arial" w:eastAsia="Arial" w:hAnsi="Arial"/>
@@ -19187,7 +19187,7 @@
             <w:pPr>
               <w:spacing w:after="20" w:before="0"/>
             </w:pPr>
-            <w:hyperlink w:history="1" r:id="rId91rob7bmgd4_f_os9rpm7">
+            <w:hyperlink w:history="1" r:id="rIdq_nmgexrdyannystrw0lb">
               <w:r>
                 <w:rPr>
                   <w:rFonts w:ascii="Arial" w:cs="Arial" w:eastAsia="Arial" w:hAnsi="Arial"/>
@@ -19220,7 +19220,7 @@
               <w:spacing w:after="10" w:before="0"/>
               <w:ind w:left="120"/>
             </w:pPr>
-            <w:hyperlink w:history="1" r:id="rIds8qp_cyenuqwprk2ossnn">
+            <w:hyperlink w:history="1" r:id="rId9_00cdiyxtymclqz-zg5z">
               <w:r>
                 <w:rPr>
                   <w:rFonts w:ascii="Arial" w:cs="Arial" w:eastAsia="Arial" w:hAnsi="Arial"/>
@@ -19415,7 +19415,7 @@
             <w:pPr>
               <w:spacing w:after="20" w:before="0"/>
             </w:pPr>
-            <w:hyperlink w:history="1" r:id="rIdu7ndol-w7bmx0u3ah6set">
+            <w:hyperlink w:history="1" r:id="rIdwlt7u1zlgysdswbzt4jvj">
               <w:r>
                 <w:rPr>
                   <w:rFonts w:ascii="Arial" w:cs="Arial" w:eastAsia="Arial" w:hAnsi="Arial"/>
@@ -19448,7 +19448,7 @@
               <w:spacing w:after="10" w:before="0"/>
               <w:ind w:left="120"/>
             </w:pPr>
-            <w:hyperlink w:history="1" r:id="rIdu00j8nngakgghfvcsqlfr">
+            <w:hyperlink w:history="1" r:id="rId2on0ufivxwhgcdjd3t2k-">
               <w:r>
                 <w:rPr>
                   <w:rFonts w:ascii="Arial" w:cs="Arial" w:eastAsia="Arial" w:hAnsi="Arial"/>
@@ -19493,7 +19493,7 @@
             <w:pPr>
               <w:spacing w:after="20" w:before="0"/>
             </w:pPr>
-            <w:hyperlink w:history="1" r:id="rIdj2nf_qwbo5wxddbd2y9km">
+            <w:hyperlink w:history="1" r:id="rIdasynhatsmyfky9ag7fae8">
               <w:r>
                 <w:rPr>
                   <w:rFonts w:ascii="Arial" w:cs="Arial" w:eastAsia="Arial" w:hAnsi="Arial"/>
@@ -19526,7 +19526,7 @@
               <w:spacing w:after="10" w:before="0"/>
               <w:ind w:left="120"/>
             </w:pPr>
-            <w:hyperlink w:history="1" r:id="rId0toslqcm6fiojm6ktz7zl">
+            <w:hyperlink w:history="1" r:id="rIddjurvtel9gwgjgkbizb7o">
               <w:r>
                 <w:rPr>
                   <w:rFonts w:ascii="Arial" w:cs="Arial" w:eastAsia="Arial" w:hAnsi="Arial"/>
@@ -19721,7 +19721,7 @@
             <w:pPr>
               <w:spacing w:after="20" w:before="0"/>
             </w:pPr>
-            <w:hyperlink w:history="1" r:id="rId9pgzu2r9hohxnq6m3rk4q">
+            <w:hyperlink w:history="1" r:id="rIdkkh5dtfoxkazagix51qzy">
               <w:r>
                 <w:rPr>
                   <w:rFonts w:ascii="Arial" w:cs="Arial" w:eastAsia="Arial" w:hAnsi="Arial"/>
@@ -19754,7 +19754,7 @@
               <w:spacing w:after="10" w:before="0"/>
               <w:ind w:left="120"/>
             </w:pPr>
-            <w:hyperlink w:history="1" r:id="rIdpw3tld-mmnxjwjekk-eul">
+            <w:hyperlink w:history="1" r:id="rIduti7l4zb05hgvgdimzke0">
               <w:r>
                 <w:rPr>
                   <w:rFonts w:ascii="Arial" w:cs="Arial" w:eastAsia="Arial" w:hAnsi="Arial"/>
@@ -19799,7 +19799,7 @@
             <w:pPr>
               <w:spacing w:after="20" w:before="0"/>
             </w:pPr>
-            <w:hyperlink w:history="1" r:id="rId2i-hoabnjsardrgheua8o">
+            <w:hyperlink w:history="1" r:id="rIdlrnsivzmzxzrq94ryllck">
               <w:r>
                 <w:rPr>
                   <w:rFonts w:ascii="Arial" w:cs="Arial" w:eastAsia="Arial" w:hAnsi="Arial"/>
@@ -19832,7 +19832,7 @@
               <w:spacing w:after="10" w:before="0"/>
               <w:ind w:left="120"/>
             </w:pPr>
-            <w:hyperlink w:history="1" r:id="rIdwqlqdii6aqdmaicd_vv2g">
+            <w:hyperlink w:history="1" r:id="rIdyazx324-l1x7vmxtessef">
               <w:r>
                 <w:rPr>
                   <w:rFonts w:ascii="Arial" w:cs="Arial" w:eastAsia="Arial" w:hAnsi="Arial"/>
@@ -21574,7 +21574,7 @@
             <w:pPr>
               <w:spacing w:after="20" w:before="0"/>
             </w:pPr>
-            <w:hyperlink w:history="1" r:id="rIduszjh9qwryz-pdii40bz_">
+            <w:hyperlink w:history="1" r:id="rIdah_geqvpvatlm6ajyplkg">
               <w:r>
                 <w:rPr>
                   <w:rFonts w:ascii="Arial" w:cs="Arial" w:eastAsia="Arial" w:hAnsi="Arial"/>
@@ -21607,7 +21607,7 @@
               <w:spacing w:after="10" w:before="0"/>
               <w:ind w:left="120"/>
             </w:pPr>
-            <w:hyperlink w:history="1" r:id="rId3jgxl05o2-90h2wzzyas7">
+            <w:hyperlink w:history="1" r:id="rIdl2f60gz2j_g7fxmezihcp">
               <w:r>
                 <w:rPr>
                   <w:rFonts w:ascii="Arial" w:cs="Arial" w:eastAsia="Arial" w:hAnsi="Arial"/>
@@ -21652,7 +21652,7 @@
             <w:pPr>
               <w:spacing w:after="20" w:before="0"/>
             </w:pPr>
-            <w:hyperlink w:history="1" r:id="rIdmazvug6iw_jo-im_dlxvl">
+            <w:hyperlink w:history="1" r:id="rIdne7ggmtukug71cdd5ag7p">
               <w:r>
                 <w:rPr>
                   <w:rFonts w:ascii="Arial" w:cs="Arial" w:eastAsia="Arial" w:hAnsi="Arial"/>
@@ -21685,7 +21685,7 @@
               <w:spacing w:after="10" w:before="0"/>
               <w:ind w:left="120"/>
             </w:pPr>
-            <w:hyperlink w:history="1" r:id="rId1c7hpkkwfmozkymtbzbrt">
+            <w:hyperlink w:history="1" r:id="rIdsoy7nvi6oknkt1upqwz9u">
               <w:r>
                 <w:rPr>
                   <w:rFonts w:ascii="Arial" w:cs="Arial" w:eastAsia="Arial" w:hAnsi="Arial"/>
@@ -21880,7 +21880,7 @@
             <w:pPr>
               <w:spacing w:after="20" w:before="0"/>
             </w:pPr>
-            <w:hyperlink w:history="1" r:id="rIdjynant3g1rpdjibjp-fu0">
+            <w:hyperlink w:history="1" r:id="rId6jhiws0s2yvqusibuj-0-">
               <w:r>
                 <w:rPr>
                   <w:rFonts w:ascii="Arial" w:cs="Arial" w:eastAsia="Arial" w:hAnsi="Arial"/>
@@ -21913,7 +21913,7 @@
               <w:spacing w:after="10" w:before="0"/>
               <w:ind w:left="120"/>
             </w:pPr>
-            <w:hyperlink w:history="1" r:id="rIdmcnvw-sqo1dwm42vnwble">
+            <w:hyperlink w:history="1" r:id="rIdywxxwnpmens7jeb5b-oto">
               <w:r>
                 <w:rPr>
                   <w:rFonts w:ascii="Arial" w:cs="Arial" w:eastAsia="Arial" w:hAnsi="Arial"/>
@@ -21958,7 +21958,7 @@
             <w:pPr>
               <w:spacing w:after="20" w:before="0"/>
             </w:pPr>
-            <w:hyperlink w:history="1" r:id="rIdz6fhu6ptklnye1v1fbidw">
+            <w:hyperlink w:history="1" r:id="rIdxhpr7rhhxmllrnggvpobr">
               <w:r>
                 <w:rPr>
                   <w:rFonts w:ascii="Arial" w:cs="Arial" w:eastAsia="Arial" w:hAnsi="Arial"/>
@@ -21991,7 +21991,7 @@
               <w:spacing w:after="10" w:before="0"/>
               <w:ind w:left="120"/>
             </w:pPr>
-            <w:hyperlink w:history="1" r:id="rIdvovi0cnbo6st7grd7pzeq">
+            <w:hyperlink w:history="1" r:id="rIdyyzkzz6ia8xqytlrnnehc">
               <w:r>
                 <w:rPr>
                   <w:rFonts w:ascii="Arial" w:cs="Arial" w:eastAsia="Arial" w:hAnsi="Arial"/>
@@ -22186,7 +22186,7 @@
             <w:pPr>
               <w:spacing w:after="20" w:before="0"/>
             </w:pPr>
-            <w:hyperlink w:history="1" r:id="rIdvnimooe-ib-fwqf9ozekc">
+            <w:hyperlink w:history="1" r:id="rIdq4jyqlpjauxtce5tcab2w">
               <w:r>
                 <w:rPr>
                   <w:rFonts w:ascii="Arial" w:cs="Arial" w:eastAsia="Arial" w:hAnsi="Arial"/>
@@ -22219,7 +22219,7 @@
               <w:spacing w:after="10" w:before="0"/>
               <w:ind w:left="120"/>
             </w:pPr>
-            <w:hyperlink w:history="1" r:id="rId4agnospgnntcfiyn5aknq">
+            <w:hyperlink w:history="1" r:id="rIdhsc6kcr-jmzvume4_nqlu">
               <w:r>
                 <w:rPr>
                   <w:rFonts w:ascii="Arial" w:cs="Arial" w:eastAsia="Arial" w:hAnsi="Arial"/>
@@ -22264,7 +22264,7 @@
             <w:pPr>
               <w:spacing w:after="20" w:before="0"/>
             </w:pPr>
-            <w:hyperlink w:history="1" r:id="rIdux4tl5xjq-nidktrstyfb">
+            <w:hyperlink w:history="1" r:id="rId9pa23uxsqnvluakiusxq7">
               <w:r>
                 <w:rPr>
                   <w:rFonts w:ascii="Arial" w:cs="Arial" w:eastAsia="Arial" w:hAnsi="Arial"/>
@@ -22297,7 +22297,7 @@
               <w:spacing w:after="10" w:before="0"/>
               <w:ind w:left="120"/>
             </w:pPr>
-            <w:hyperlink w:history="1" r:id="rIdr4t-nj5eo3hkt5dcfm7v-">
+            <w:hyperlink w:history="1" r:id="rIdocxiaamhnfblv448wwazm">
               <w:r>
                 <w:rPr>
                   <w:rFonts w:ascii="Arial" w:cs="Arial" w:eastAsia="Arial" w:hAnsi="Arial"/>
@@ -22492,7 +22492,7 @@
             <w:pPr>
               <w:spacing w:after="20" w:before="0"/>
             </w:pPr>
-            <w:hyperlink w:history="1" r:id="rIdfs8hh9x_pn6ot3pfpzoaq">
+            <w:hyperlink w:history="1" r:id="rIdem95qrzpnbwd5y_plkza5">
               <w:r>
                 <w:rPr>
                   <w:rFonts w:ascii="Arial" w:cs="Arial" w:eastAsia="Arial" w:hAnsi="Arial"/>
@@ -22525,7 +22525,7 @@
               <w:spacing w:after="10" w:before="0"/>
               <w:ind w:left="120"/>
             </w:pPr>
-            <w:hyperlink w:history="1" r:id="rIdcc3eg3lo3nhzptvdzp5le">
+            <w:hyperlink w:history="1" r:id="rIdll2jra-tlr6hxzt2mctvp">
               <w:r>
                 <w:rPr>
                   <w:rFonts w:ascii="Arial" w:cs="Arial" w:eastAsia="Arial" w:hAnsi="Arial"/>
@@ -22570,7 +22570,7 @@
             <w:pPr>
               <w:spacing w:after="20" w:before="0"/>
             </w:pPr>
-            <w:hyperlink w:history="1" r:id="rIdnzest-hcukfh_uysypkdl">
+            <w:hyperlink w:history="1" r:id="rIdghviwafvoi4cybdgnwiyz">
               <w:r>
                 <w:rPr>
                   <w:rFonts w:ascii="Arial" w:cs="Arial" w:eastAsia="Arial" w:hAnsi="Arial"/>
@@ -22603,7 +22603,7 @@
               <w:spacing w:after="10" w:before="0"/>
               <w:ind w:left="120"/>
             </w:pPr>
-            <w:hyperlink w:history="1" r:id="rIdi9jfyb4xclzecidcbyzeq">
+            <w:hyperlink w:history="1" r:id="rIdpyu7huabojcupczf8igrh">
               <w:r>
                 <w:rPr>
                   <w:rFonts w:ascii="Arial" w:cs="Arial" w:eastAsia="Arial" w:hAnsi="Arial"/>
@@ -22798,7 +22798,7 @@
             <w:pPr>
               <w:spacing w:after="20" w:before="0"/>
             </w:pPr>
-            <w:hyperlink w:history="1" r:id="rIdumepiqm-zgm9ftklvktga">
+            <w:hyperlink w:history="1" r:id="rId-x238kafgwmuzuq0bmhoq">
               <w:r>
                 <w:rPr>
                   <w:rFonts w:ascii="Arial" w:cs="Arial" w:eastAsia="Arial" w:hAnsi="Arial"/>
@@ -22831,7 +22831,7 @@
               <w:spacing w:after="10" w:before="0"/>
               <w:ind w:left="120"/>
             </w:pPr>
-            <w:hyperlink w:history="1" r:id="rIdkfe-zw0xgow9sb7-ure1h">
+            <w:hyperlink w:history="1" r:id="rIdl1fj3kbmsxfubyznemydu">
               <w:r>
                 <w:rPr>
                   <w:rFonts w:ascii="Arial" w:cs="Arial" w:eastAsia="Arial" w:hAnsi="Arial"/>
@@ -22876,7 +22876,7 @@
             <w:pPr>
               <w:spacing w:after="20" w:before="0"/>
             </w:pPr>
-            <w:hyperlink w:history="1" r:id="rIdcuicuzuzwfloy6qu-vicy">
+            <w:hyperlink w:history="1" r:id="rIdl2mgxdnbf_ixnpwu5zgqg">
               <w:r>
                 <w:rPr>
                   <w:rFonts w:ascii="Arial" w:cs="Arial" w:eastAsia="Arial" w:hAnsi="Arial"/>
@@ -22909,7 +22909,7 @@
               <w:spacing w:after="10" w:before="0"/>
               <w:ind w:left="120"/>
             </w:pPr>
-            <w:hyperlink w:history="1" r:id="rIdx5msurfhkfiwdjzvxwg-q">
+            <w:hyperlink w:history="1" r:id="rIdbvoqvuuuai_v-toqsgrog">
               <w:r>
                 <w:rPr>
                   <w:rFonts w:ascii="Arial" w:cs="Arial" w:eastAsia="Arial" w:hAnsi="Arial"/>
@@ -24559,7 +24559,7 @@
             <w:pPr>
               <w:spacing w:after="20" w:before="0"/>
             </w:pPr>
-            <w:hyperlink w:history="1" r:id="rIdi2r2ld5vgvvspzpelbpuc">
+            <w:hyperlink w:history="1" r:id="rId9gdy8t1vz4wl1vlalu4cf">
               <w:r>
                 <w:rPr>
                   <w:rFonts w:ascii="Arial" w:cs="Arial" w:eastAsia="Arial" w:hAnsi="Arial"/>
@@ -24592,7 +24592,7 @@
               <w:spacing w:after="10" w:before="0"/>
               <w:ind w:left="120"/>
             </w:pPr>
-            <w:hyperlink w:history="1" r:id="rIdh1bxwxtzbngnanqtgy3cq">
+            <w:hyperlink w:history="1" r:id="rIdyr5upafjsfl4i4bznr6-v">
               <w:r>
                 <w:rPr>
                   <w:rFonts w:ascii="Arial" w:cs="Arial" w:eastAsia="Arial" w:hAnsi="Arial"/>
@@ -24637,7 +24637,7 @@
             <w:pPr>
               <w:spacing w:after="20" w:before="0"/>
             </w:pPr>
-            <w:hyperlink w:history="1" r:id="rIdcrrw9o89hri1k5rtgjq8r">
+            <w:hyperlink w:history="1" r:id="rIdd0haoseijymj33vwyyih9">
               <w:r>
                 <w:rPr>
                   <w:rFonts w:ascii="Arial" w:cs="Arial" w:eastAsia="Arial" w:hAnsi="Arial"/>
@@ -24670,7 +24670,7 @@
               <w:spacing w:after="10" w:before="0"/>
               <w:ind w:left="120"/>
             </w:pPr>
-            <w:hyperlink w:history="1" r:id="rId4n2dsma0-brrwiqhmemdi">
+            <w:hyperlink w:history="1" r:id="rIdcibvv7eeij-cbquchjbua">
               <w:r>
                 <w:rPr>
                   <w:rFonts w:ascii="Arial" w:cs="Arial" w:eastAsia="Arial" w:hAnsi="Arial"/>
@@ -24865,7 +24865,7 @@
             <w:pPr>
               <w:spacing w:after="20" w:before="0"/>
             </w:pPr>
-            <w:hyperlink w:history="1" r:id="rIdeqam-dff7rhduysdo8ewr">
+            <w:hyperlink w:history="1" r:id="rId0olbjuutaw4bgo-dczfmo">
               <w:r>
                 <w:rPr>
                   <w:rFonts w:ascii="Arial" w:cs="Arial" w:eastAsia="Arial" w:hAnsi="Arial"/>
@@ -24898,7 +24898,7 @@
               <w:spacing w:after="10" w:before="0"/>
               <w:ind w:left="120"/>
             </w:pPr>
-            <w:hyperlink w:history="1" r:id="rIdpdwbrsv1zsahwary6jl6w">
+            <w:hyperlink w:history="1" r:id="rIdjc1dbpjbyb0kwetpos2wb">
               <w:r>
                 <w:rPr>
                   <w:rFonts w:ascii="Arial" w:cs="Arial" w:eastAsia="Arial" w:hAnsi="Arial"/>
@@ -24943,7 +24943,7 @@
             <w:pPr>
               <w:spacing w:after="20" w:before="0"/>
             </w:pPr>
-            <w:hyperlink w:history="1" r:id="rIdk0v9z9k9_zsmsl0lyatkd">
+            <w:hyperlink w:history="1" r:id="rIdd4sj2s87f4valt7wsxvea">
               <w:r>
                 <w:rPr>
                   <w:rFonts w:ascii="Arial" w:cs="Arial" w:eastAsia="Arial" w:hAnsi="Arial"/>
@@ -24976,7 +24976,7 @@
               <w:spacing w:after="10" w:before="0"/>
               <w:ind w:left="120"/>
             </w:pPr>
-            <w:hyperlink w:history="1" r:id="rIderl_fotvqcrbr0nt37ajy">
+            <w:hyperlink w:history="1" r:id="rIdku-wavpgdonl55zt-bdwc">
               <w:r>
                 <w:rPr>
                   <w:rFonts w:ascii="Arial" w:cs="Arial" w:eastAsia="Arial" w:hAnsi="Arial"/>
@@ -25171,7 +25171,7 @@
             <w:pPr>
               <w:spacing w:after="20" w:before="0"/>
             </w:pPr>
-            <w:hyperlink w:history="1" r:id="rIdyfyty87_naky_e62gbaxo">
+            <w:hyperlink w:history="1" r:id="rIdtpjaacimbsfwrmzfc_vkh">
               <w:r>
                 <w:rPr>
                   <w:rFonts w:ascii="Arial" w:cs="Arial" w:eastAsia="Arial" w:hAnsi="Arial"/>
@@ -25204,7 +25204,7 @@
               <w:spacing w:after="10" w:before="0"/>
               <w:ind w:left="120"/>
             </w:pPr>
-            <w:hyperlink w:history="1" r:id="rId5ampjda--s69riz5bn__k">
+            <w:hyperlink w:history="1" r:id="rIdtypgjxgaholwepxhliht_">
               <w:r>
                 <w:rPr>
                   <w:rFonts w:ascii="Arial" w:cs="Arial" w:eastAsia="Arial" w:hAnsi="Arial"/>
@@ -25249,7 +25249,7 @@
             <w:pPr>
               <w:spacing w:after="20" w:before="0"/>
             </w:pPr>
-            <w:hyperlink w:history="1" r:id="rId1ignnuo0mdea_dtp_8xu_">
+            <w:hyperlink w:history="1" r:id="rIdlwd4nsoywnat_ifxuzvjc">
               <w:r>
                 <w:rPr>
                   <w:rFonts w:ascii="Arial" w:cs="Arial" w:eastAsia="Arial" w:hAnsi="Arial"/>
@@ -25282,7 +25282,7 @@
               <w:spacing w:after="10" w:before="0"/>
               <w:ind w:left="120"/>
             </w:pPr>
-            <w:hyperlink w:history="1" r:id="rIdfetpgrswddbgmcmw9bl-c">
+            <w:hyperlink w:history="1" r:id="rIdbl9enlwsgsx9klbdfcuo_">
               <w:r>
                 <w:rPr>
                   <w:rFonts w:ascii="Arial" w:cs="Arial" w:eastAsia="Arial" w:hAnsi="Arial"/>
@@ -25477,7 +25477,7 @@
             <w:pPr>
               <w:spacing w:after="20" w:before="0"/>
             </w:pPr>
-            <w:hyperlink w:history="1" r:id="rIdl1liskl9yi7ps-ayatgii">
+            <w:hyperlink w:history="1" r:id="rIdpz42nymlm2tsw-kjpenag">
               <w:r>
                 <w:rPr>
                   <w:rFonts w:ascii="Arial" w:cs="Arial" w:eastAsia="Arial" w:hAnsi="Arial"/>
@@ -25510,7 +25510,7 @@
               <w:spacing w:after="10" w:before="0"/>
               <w:ind w:left="120"/>
             </w:pPr>
-            <w:hyperlink w:history="1" r:id="rIdfb6rmwkpmup3q7qfxq2r9">
+            <w:hyperlink w:history="1" r:id="rIdchzx0pmqn8soe2jiq6lnl">
               <w:r>
                 <w:rPr>
                   <w:rFonts w:ascii="Arial" w:cs="Arial" w:eastAsia="Arial" w:hAnsi="Arial"/>
@@ -25555,7 +25555,7 @@
             <w:pPr>
               <w:spacing w:after="20" w:before="0"/>
             </w:pPr>
-            <w:hyperlink w:history="1" r:id="rIdciwc9z4ajjbcuth5pdsk6">
+            <w:hyperlink w:history="1" r:id="rIdws2jcu8m4ginelt6gumlo">
               <w:r>
                 <w:rPr>
                   <w:rFonts w:ascii="Arial" w:cs="Arial" w:eastAsia="Arial" w:hAnsi="Arial"/>
@@ -25588,7 +25588,7 @@
               <w:spacing w:after="10" w:before="0"/>
               <w:ind w:left="120"/>
             </w:pPr>
-            <w:hyperlink w:history="1" r:id="rIdoilg0y41ov5rczrpqoxfw">
+            <w:hyperlink w:history="1" r:id="rIdffulykrftshglokvbzeu9">
               <w:r>
                 <w:rPr>
                   <w:rFonts w:ascii="Arial" w:cs="Arial" w:eastAsia="Arial" w:hAnsi="Arial"/>
@@ -25783,7 +25783,7 @@
             <w:pPr>
               <w:spacing w:after="20" w:before="0"/>
             </w:pPr>
-            <w:hyperlink w:history="1" r:id="rIdc57yjsojqmgcnspv1g3hd">
+            <w:hyperlink w:history="1" r:id="rIddy2a3otdz3d0dm8c-7k8z">
               <w:r>
                 <w:rPr>
                   <w:rFonts w:ascii="Arial" w:cs="Arial" w:eastAsia="Arial" w:hAnsi="Arial"/>
@@ -25816,7 +25816,7 @@
               <w:spacing w:after="10" w:before="0"/>
               <w:ind w:left="120"/>
             </w:pPr>
-            <w:hyperlink w:history="1" r:id="rIdjodcxlslrvuftomy6penq">
+            <w:hyperlink w:history="1" r:id="rIdhwxkrzwxirfwgr91fw6nq">
               <w:r>
                 <w:rPr>
                   <w:rFonts w:ascii="Arial" w:cs="Arial" w:eastAsia="Arial" w:hAnsi="Arial"/>
@@ -25861,7 +25861,7 @@
             <w:pPr>
               <w:spacing w:after="20" w:before="0"/>
             </w:pPr>
-            <w:hyperlink w:history="1" r:id="rId5vqoeysfwhzjaz5i-wphc">
+            <w:hyperlink w:history="1" r:id="rIdrq2x1rbryrvspjqp24nvw">
               <w:r>
                 <w:rPr>
                   <w:rFonts w:ascii="Arial" w:cs="Arial" w:eastAsia="Arial" w:hAnsi="Arial"/>
@@ -25894,7 +25894,7 @@
               <w:spacing w:after="10" w:before="0"/>
               <w:ind w:left="120"/>
             </w:pPr>
-            <w:hyperlink w:history="1" r:id="rIdjhhly1pehk4tbn6aidfkm">
+            <w:hyperlink w:history="1" r:id="rIdvzkpx3c6dvmxw6ase3e9v">
               <w:r>
                 <w:rPr>
                   <w:rFonts w:ascii="Arial" w:cs="Arial" w:eastAsia="Arial" w:hAnsi="Arial"/>
